--- a/QAREACTJS_Labs.docx
+++ b/QAREACTJS_Labs.docx
@@ -311,16 +311,14 @@
             <w:pStyle w:val="1002"/>
             <w:pBdr/>
             <w:tabs>
-              <w:tab w:val="left" w:leader="none" w:pos="480"/>
+              <w:tab w:val="left" w:leader="none" w:pos="567"/>
               <w:tab w:val="right" w:leader="dot" w:pos="10194"/>
             </w:tabs>
             <w:spacing/>
             <w:ind/>
             <w:rPr>
-              <w:rFonts w:asciiTheme="minorHAnsi" w:hAnsiTheme="minorHAnsi" w:eastAsiaTheme="minorEastAsia"/>
-              <w:color w:val="auto"/>
-              <w:sz w:val="24"/>
-              <w:lang w:val="en-GB" w:eastAsia="en-GB"/>
+              <w:b/>
+              <w:bCs/>
             </w:rPr>
           </w:pPr>
           <w:r>
@@ -332,24 +330,21 @@
           <w:r>
             <w:fldChar w:fldCharType="separate"/>
           </w:r>
-          <w:hyperlink w:tooltip="#_Toc220063299" w:anchor="_Toc220063299" w:history="1">
+          <w:r/>
+          <w:hyperlink w:tooltip="#_Toc1" w:anchor="_Toc1" w:history="1">
             <w:r>
               <w:rPr>
-                <w:rStyle w:val="1003"/>
-                <w:rFonts w:ascii="Figtree ExtraBold" w:hAnsi="Figtree ExtraBold"/>
-                <w:b/>
-                <w:bCs/>
+                <w:rFonts w:ascii="Figtree ExtraBold" w:hAnsi="Figtree ExtraBold" w:eastAsiaTheme="majorEastAsia" w:cstheme="majorBidi"/>
               </w:rPr>
               <w:t xml:space="preserve">1.</w:t>
             </w:r>
             <w:r>
+              <w:tab/>
+            </w:r>
+            <w:r>
               <w:rPr>
-                <w:rFonts w:asciiTheme="minorHAnsi" w:hAnsiTheme="minorHAnsi" w:eastAsiaTheme="minorEastAsia"/>
-                <w:color w:val="auto"/>
-                <w:sz w:val="24"/>
-                <w:lang w:val="en-GB" w:eastAsia="en-GB"/>
+                <w:rStyle w:val="1003"/>
               </w:rPr>
-              <w:tab/>
             </w:r>
             <w:r>
               <w:rPr>
@@ -357,35 +352,70 @@
                 <w:b/>
                 <w:bCs/>
               </w:rPr>
-              <w:t xml:space="preserve">Quick Lab 1 – useReducer and useRef</w:t>
+              <w:t xml:space="preserve">Quick </w:t>
+            </w:r>
+            <w:r>
+              <w:rPr>
+                <w:rStyle w:val="1003"/>
+                <w:b/>
+                <w:bCs/>
+              </w:rPr>
+              <w:t xml:space="preserve">L</w:t>
+            </w:r>
+            <w:r>
+              <w:rPr>
+                <w:rStyle w:val="1003"/>
+                <w:b/>
+                <w:bCs/>
+              </w:rPr>
+              <w:t xml:space="preserve">ab 1 – </w:t>
+            </w:r>
+            <w:r>
+              <w:rPr>
+                <w:rStyle w:val="1003"/>
+                <w:b/>
+                <w:bCs/>
+              </w:rPr>
+              <w:t xml:space="preserve">useReducer</w:t>
+            </w:r>
+            <w:r>
+              <w:rPr>
+                <w:rStyle w:val="1003"/>
+                <w:b/>
+                <w:bCs/>
+              </w:rPr>
+              <w:t xml:space="preserve"> and </w:t>
+            </w:r>
+            <w:r>
+              <w:rPr>
+                <w:rStyle w:val="1003"/>
+                <w:b/>
+                <w:bCs/>
+              </w:rPr>
+              <w:t xml:space="preserve">useRef</w:t>
+            </w:r>
+            <w:r>
+              <w:rPr>
+                <w:rStyle w:val="1003"/>
+                <w:b/>
+                <w:bCs/>
+              </w:rPr>
             </w:r>
             <w:r>
               <w:tab/>
             </w:r>
             <w:r>
               <w:fldChar w:fldCharType="begin"/>
-            </w:r>
-            <w:r>
-              <w:instrText xml:space="preserve"> PAGEREF _Toc220063299 \h </w:instrText>
-            </w:r>
-            <w:r/>
-            <w:r>
+              <w:instrText xml:space="preserve">PAGEREF _Toc1 \h</w:instrText>
               <w:fldChar w:fldCharType="separate"/>
-            </w:r>
-            <w:r>
               <w:t xml:space="preserve">1</w:t>
-            </w:r>
-            <w:r>
               <w:fldChar w:fldCharType="end"/>
             </w:r>
           </w:hyperlink>
-          <w:r/>
           <w:r>
             <w:rPr>
-              <w:rFonts w:asciiTheme="minorHAnsi" w:hAnsiTheme="minorHAnsi" w:eastAsiaTheme="minorEastAsia"/>
-              <w:color w:val="auto"/>
-              <w:sz w:val="24"/>
-              <w:lang w:val="en-GB" w:eastAsia="en-GB"/>
+              <w:b/>
+              <w:bCs/>
             </w:rPr>
           </w:r>
         </w:p>
@@ -394,34 +424,27 @@
             <w:pStyle w:val="1004"/>
             <w:pBdr/>
             <w:tabs>
-              <w:tab w:val="left" w:leader="none" w:pos="960"/>
+              <w:tab w:val="left" w:leader="none" w:pos="1134"/>
               <w:tab w:val="right" w:leader="dot" w:pos="10194"/>
             </w:tabs>
             <w:spacing/>
             <w:ind/>
-            <w:rPr>
-              <w:rFonts w:asciiTheme="minorHAnsi" w:hAnsiTheme="minorHAnsi" w:eastAsiaTheme="minorEastAsia"/>
-              <w:color w:val="auto"/>
-              <w:sz w:val="24"/>
-              <w:lang w:val="en-GB" w:eastAsia="en-GB"/>
-            </w:rPr>
+            <w:rPr/>
           </w:pPr>
-          <w:r/>
-          <w:hyperlink w:tooltip="#_Toc220063300" w:anchor="_Toc220063300" w:history="1">
+          <w:hyperlink w:tooltip="#_Toc2" w:anchor="_Toc2" w:history="1">
+            <w:r>
+              <w:rPr>
+                <w:rFonts w:ascii="Figtree" w:hAnsi="Figtree" w:eastAsiaTheme="majorEastAsia" w:cstheme="majorBidi"/>
+              </w:rPr>
+              <w:t xml:space="preserve">1.1.</w:t>
+            </w:r>
+            <w:r>
+              <w:tab/>
+            </w:r>
             <w:r>
               <w:rPr>
                 <w:rStyle w:val="1003"/>
               </w:rPr>
-              <w:t xml:space="preserve">1.1.</w:t>
-            </w:r>
-            <w:r>
-              <w:rPr>
-                <w:rFonts w:asciiTheme="minorHAnsi" w:hAnsiTheme="minorHAnsi" w:eastAsiaTheme="minorEastAsia"/>
-                <w:color w:val="auto"/>
-                <w:sz w:val="24"/>
-                <w:lang w:val="en-GB" w:eastAsia="en-GB"/>
-              </w:rPr>
-              <w:tab/>
             </w:r>
             <w:r>
               <w:rPr>
@@ -430,32 +453,176 @@
               <w:t xml:space="preserve">Objectives</w:t>
             </w:r>
             <w:r>
+              <w:rPr>
+                <w:rStyle w:val="1003"/>
+              </w:rPr>
+            </w:r>
+            <w:r>
               <w:tab/>
             </w:r>
             <w:r>
               <w:fldChar w:fldCharType="begin"/>
-            </w:r>
-            <w:r>
-              <w:instrText xml:space="preserve"> PAGEREF _Toc220063300 \h </w:instrText>
-            </w:r>
-            <w:r/>
-            <w:r>
+              <w:instrText xml:space="preserve">PAGEREF _Toc2 \h</w:instrText>
               <w:fldChar w:fldCharType="separate"/>
-            </w:r>
-            <w:r>
               <w:t xml:space="preserve">1</w:t>
-            </w:r>
-            <w:r>
               <w:fldChar w:fldCharType="end"/>
             </w:r>
           </w:hyperlink>
           <w:r/>
+        </w:p>
+        <w:p>
+          <w:pPr>
+            <w:pStyle w:val="1004"/>
+            <w:pBdr/>
+            <w:tabs>
+              <w:tab w:val="left" w:leader="none" w:pos="1134"/>
+              <w:tab w:val="right" w:leader="dot" w:pos="10194"/>
+            </w:tabs>
+            <w:spacing/>
+            <w:ind/>
+            <w:rPr/>
+          </w:pPr>
+          <w:hyperlink w:tooltip="#_Toc3" w:anchor="_Toc3" w:history="1">
+            <w:r>
+              <w:rPr>
+                <w:rFonts w:ascii="Figtree" w:hAnsi="Figtree" w:eastAsiaTheme="majorEastAsia" w:cstheme="majorBidi"/>
+              </w:rPr>
+              <w:t xml:space="preserve">1.2.</w:t>
+            </w:r>
+            <w:r>
+              <w:tab/>
+            </w:r>
+            <w:r>
+              <w:rPr>
+                <w:rStyle w:val="1003"/>
+              </w:rPr>
+            </w:r>
+            <w:r>
+              <w:rPr>
+                <w:rStyle w:val="1003"/>
+              </w:rPr>
+              <w:t xml:space="preserve">Activity</w:t>
+            </w:r>
+            <w:r>
+              <w:rPr>
+                <w:rStyle w:val="1003"/>
+              </w:rPr>
+            </w:r>
+            <w:r>
+              <w:tab/>
+            </w:r>
+            <w:r>
+              <w:fldChar w:fldCharType="begin"/>
+              <w:instrText xml:space="preserve">PAGEREF _Toc3 \h</w:instrText>
+              <w:fldChar w:fldCharType="separate"/>
+              <w:t xml:space="preserve">1</w:t>
+              <w:fldChar w:fldCharType="end"/>
+            </w:r>
+          </w:hyperlink>
+          <w:r/>
+        </w:p>
+        <w:p>
+          <w:pPr>
+            <w:pStyle w:val="1002"/>
+            <w:pBdr/>
+            <w:tabs>
+              <w:tab w:val="left" w:leader="none" w:pos="567"/>
+              <w:tab w:val="right" w:leader="dot" w:pos="10194"/>
+            </w:tabs>
+            <w:spacing/>
+            <w:ind/>
+            <w:rPr>
+              <w:b/>
+              <w:bCs/>
+            </w:rPr>
+          </w:pPr>
+          <w:hyperlink w:tooltip="#_Toc4" w:anchor="_Toc4" w:history="1">
+            <w:r>
+              <w:rPr>
+                <w:rFonts w:ascii="Figtree ExtraBold" w:hAnsi="Figtree ExtraBold" w:eastAsiaTheme="majorEastAsia" w:cstheme="majorBidi"/>
+              </w:rPr>
+              <w:t xml:space="preserve">2.</w:t>
+            </w:r>
+            <w:r>
+              <w:tab/>
+            </w:r>
+            <w:r>
+              <w:rPr>
+                <w:rStyle w:val="1003"/>
+              </w:rPr>
+            </w:r>
+            <w:r>
+              <w:rPr>
+                <w:rStyle w:val="1003"/>
+              </w:rPr>
+              <w:t xml:space="preserve">Quick Lab </w:t>
+            </w:r>
+            <w:r>
+              <w:rPr>
+                <w:rStyle w:val="1003"/>
+              </w:rPr>
+              <w:t xml:space="preserve">2</w:t>
+            </w:r>
+            <w:r>
+              <w:rPr>
+                <w:rStyle w:val="1003"/>
+              </w:rPr>
+              <w:t xml:space="preserve"> – </w:t>
+            </w:r>
+            <w:r>
+              <w:rPr>
+                <w:rStyle w:val="1003"/>
+                <w:b/>
+                <w:bCs/>
+              </w:rPr>
+              <w:t xml:space="preserve">use</w:t>
+            </w:r>
+            <w:r>
+              <w:rPr>
+                <w:rStyle w:val="1003"/>
+                <w:b/>
+                <w:bCs/>
+              </w:rPr>
+              <w:t xml:space="preserve">Memo</w:t>
+            </w:r>
+            <w:r>
+              <w:rPr>
+                <w:rStyle w:val="1003"/>
+                <w:b/>
+                <w:bCs/>
+              </w:rPr>
+              <w:t xml:space="preserve"> and </w:t>
+            </w:r>
+            <w:r>
+              <w:rPr>
+                <w:rStyle w:val="1003"/>
+                <w:b/>
+                <w:bCs/>
+              </w:rPr>
+              <w:t xml:space="preserve">useCallback</w:t>
+            </w:r>
+            <w:r>
+              <w:rPr>
+                <w:rStyle w:val="1003"/>
+                <w:b/>
+                <w:bCs/>
+              </w:rPr>
+            </w:r>
+            <w:r>
+              <w:tab/>
+            </w:r>
+            <w:r>
+              <w:fldChar w:fldCharType="begin"/>
+              <w:instrText xml:space="preserve">PAGEREF _Toc4 \h</w:instrText>
+              <w:fldChar w:fldCharType="separate"/>
+              <w:t xml:space="preserve">3</w:t>
+              <w:fldChar w:fldCharType="end"/>
+            </w:r>
+          </w:hyperlink>
           <w:r>
             <w:rPr>
-              <w:rFonts w:asciiTheme="minorHAnsi" w:hAnsiTheme="minorHAnsi" w:eastAsiaTheme="minorEastAsia"/>
-              <w:color w:val="auto"/>
-              <w:sz w:val="24"/>
-              <w:lang w:val="en-GB" w:eastAsia="en-GB"/>
+              <w:b/>
+              <w:bCs/>
             </w:rPr>
           </w:r>
         </w:p>
@@ -464,34 +631,78 @@
             <w:pStyle w:val="1004"/>
             <w:pBdr/>
             <w:tabs>
-              <w:tab w:val="left" w:leader="none" w:pos="960"/>
+              <w:tab w:val="left" w:leader="none" w:pos="1134"/>
               <w:tab w:val="right" w:leader="dot" w:pos="10194"/>
             </w:tabs>
             <w:spacing/>
             <w:ind/>
-            <w:rPr>
-              <w:rFonts w:asciiTheme="minorHAnsi" w:hAnsiTheme="minorHAnsi" w:eastAsiaTheme="minorEastAsia"/>
-              <w:color w:val="auto"/>
-              <w:sz w:val="24"/>
-              <w:lang w:val="en-GB" w:eastAsia="en-GB"/>
-            </w:rPr>
+            <w:rPr/>
           </w:pPr>
-          <w:r/>
-          <w:hyperlink w:tooltip="#_Toc220063301" w:anchor="_Toc220063301" w:history="1">
+          <w:hyperlink w:tooltip="#_Toc5" w:anchor="_Toc5" w:history="1">
+            <w:r>
+              <w:rPr>
+                <w:rFonts w:ascii="Figtree" w:hAnsi="Figtree" w:eastAsiaTheme="majorEastAsia" w:cstheme="majorBidi"/>
+              </w:rPr>
+              <w:t xml:space="preserve">2.1.</w:t>
+            </w:r>
+            <w:r>
+              <w:tab/>
+            </w:r>
             <w:r>
               <w:rPr>
                 <w:rStyle w:val="1003"/>
               </w:rPr>
-              <w:t xml:space="preserve">1.2.</w:t>
             </w:r>
             <w:r>
               <w:rPr>
-                <w:rFonts w:asciiTheme="minorHAnsi" w:hAnsiTheme="minorHAnsi" w:eastAsiaTheme="minorEastAsia"/>
-                <w:color w:val="auto"/>
-                <w:sz w:val="24"/>
-                <w:lang w:val="en-GB" w:eastAsia="en-GB"/>
+                <w:rStyle w:val="1003"/>
               </w:rPr>
+              <w:t xml:space="preserve">Objectives</w:t>
+            </w:r>
+            <w:r>
+              <w:rPr>
+                <w:rStyle w:val="1003"/>
+              </w:rPr>
+            </w:r>
+            <w:r>
               <w:tab/>
+            </w:r>
+            <w:r>
+              <w:fldChar w:fldCharType="begin"/>
+              <w:instrText xml:space="preserve">PAGEREF _Toc5 \h</w:instrText>
+              <w:fldChar w:fldCharType="separate"/>
+              <w:t xml:space="preserve">3</w:t>
+              <w:fldChar w:fldCharType="end"/>
+            </w:r>
+          </w:hyperlink>
+          <w:r/>
+        </w:p>
+        <w:p>
+          <w:pPr>
+            <w:pStyle w:val="1004"/>
+            <w:pBdr/>
+            <w:tabs>
+              <w:tab w:val="left" w:leader="none" w:pos="1134"/>
+              <w:tab w:val="right" w:leader="dot" w:pos="10194"/>
+            </w:tabs>
+            <w:spacing/>
+            <w:ind/>
+            <w:rPr/>
+          </w:pPr>
+          <w:hyperlink w:tooltip="#_Toc6" w:anchor="_Toc6" w:history="1">
+            <w:r>
+              <w:rPr>
+                <w:rFonts w:ascii="Figtree" w:hAnsi="Figtree" w:eastAsiaTheme="majorEastAsia" w:cstheme="majorBidi"/>
+              </w:rPr>
+              <w:t xml:space="preserve">2.2.</w:t>
+            </w:r>
+            <w:r>
+              <w:tab/>
+            </w:r>
+            <w:r>
+              <w:rPr>
+                <w:rStyle w:val="1003"/>
+              </w:rPr>
             </w:r>
             <w:r>
               <w:rPr>
@@ -500,149 +711,49 @@
               <w:t xml:space="preserve">Activity</w:t>
             </w:r>
             <w:r>
+              <w:rPr>
+                <w:rStyle w:val="1003"/>
+              </w:rPr>
+            </w:r>
+            <w:r>
               <w:tab/>
             </w:r>
             <w:r>
               <w:fldChar w:fldCharType="begin"/>
-            </w:r>
-            <w:r>
-              <w:instrText xml:space="preserve"> PAGEREF _Toc220063301 \h </w:instrText>
-            </w:r>
-            <w:r/>
-            <w:r>
+              <w:instrText xml:space="preserve">PAGEREF _Toc6 \h</w:instrText>
               <w:fldChar w:fldCharType="separate"/>
-            </w:r>
-            <w:r>
-              <w:t xml:space="preserve">1</w:t>
-            </w:r>
-            <w:r>
+              <w:t xml:space="preserve">3</w:t>
               <w:fldChar w:fldCharType="end"/>
             </w:r>
           </w:hyperlink>
           <w:r/>
-          <w:r>
-            <w:rPr>
-              <w:rFonts w:asciiTheme="minorHAnsi" w:hAnsiTheme="minorHAnsi" w:eastAsiaTheme="minorEastAsia"/>
-              <w:color w:val="auto"/>
-              <w:sz w:val="24"/>
-              <w:lang w:val="en-GB" w:eastAsia="en-GB"/>
-            </w:rPr>
-          </w:r>
         </w:p>
         <w:p>
           <w:pPr>
-            <w:pStyle w:val="1002"/>
+            <w:pStyle w:val="1004"/>
             <w:pBdr/>
             <w:tabs>
-              <w:tab w:val="left" w:leader="none" w:pos="480"/>
+              <w:tab w:val="left" w:leader="none" w:pos="1134"/>
               <w:tab w:val="right" w:leader="dot" w:pos="10194"/>
             </w:tabs>
             <w:spacing/>
             <w:ind/>
-            <w:rPr>
-              <w:rFonts w:asciiTheme="minorHAnsi" w:hAnsiTheme="minorHAnsi" w:eastAsiaTheme="minorEastAsia"/>
-              <w:color w:val="auto"/>
-              <w:sz w:val="24"/>
-              <w:lang w:val="en-GB" w:eastAsia="en-GB"/>
-            </w:rPr>
+            <w:rPr/>
           </w:pPr>
-          <w:r/>
-          <w:hyperlink w:tooltip="#_Toc220063302" w:anchor="_Toc220063302" w:history="1">
+          <w:hyperlink w:tooltip="#_Toc7" w:anchor="_Toc7" w:history="1">
             <w:r>
               <w:rPr>
-                <w:rStyle w:val="1003"/>
-                <w:rFonts w:ascii="Figtree ExtraBold" w:hAnsi="Figtree ExtraBold"/>
-                <w:b/>
-                <w:bCs/>
+                <w:rFonts w:ascii="Figtree" w:hAnsi="Figtree" w:eastAsiaTheme="majorEastAsia" w:cstheme="majorBidi"/>
               </w:rPr>
-              <w:t xml:space="preserve">2.</w:t>
+              <w:t xml:space="preserve">2.3.</w:t>
             </w:r>
             <w:r>
-              <w:rPr>
-                <w:rFonts w:asciiTheme="minorHAnsi" w:hAnsiTheme="minorHAnsi" w:eastAsiaTheme="minorEastAsia"/>
-                <w:color w:val="auto"/>
-                <w:sz w:val="24"/>
-                <w:lang w:val="en-GB" w:eastAsia="en-GB"/>
-              </w:rPr>
               <w:tab/>
             </w:r>
             <w:r>
               <w:rPr>
                 <w:rStyle w:val="1003"/>
               </w:rPr>
-              <w:t xml:space="preserve">Quick Lab 2 – </w:t>
-            </w:r>
-            <w:r>
-              <w:rPr>
-                <w:rStyle w:val="1003"/>
-                <w:b/>
-                <w:bCs/>
-              </w:rPr>
-              <w:t xml:space="preserve">useMemo and useCallback</w:t>
-            </w:r>
-            <w:r>
-              <w:tab/>
-            </w:r>
-            <w:r>
-              <w:fldChar w:fldCharType="begin"/>
-            </w:r>
-            <w:r>
-              <w:instrText xml:space="preserve"> PAGEREF _Toc220063302 \h </w:instrText>
-            </w:r>
-            <w:r/>
-            <w:r>
-              <w:fldChar w:fldCharType="separate"/>
-            </w:r>
-            <w:r>
-              <w:t xml:space="preserve">2</w:t>
-            </w:r>
-            <w:r>
-              <w:fldChar w:fldCharType="end"/>
-            </w:r>
-          </w:hyperlink>
-          <w:r/>
-          <w:r>
-            <w:rPr>
-              <w:rFonts w:asciiTheme="minorHAnsi" w:hAnsiTheme="minorHAnsi" w:eastAsiaTheme="minorEastAsia"/>
-              <w:color w:val="auto"/>
-              <w:sz w:val="24"/>
-              <w:lang w:val="en-GB" w:eastAsia="en-GB"/>
-            </w:rPr>
-          </w:r>
-        </w:p>
-        <w:p>
-          <w:pPr>
-            <w:pStyle w:val="1004"/>
-            <w:pBdr/>
-            <w:tabs>
-              <w:tab w:val="left" w:leader="none" w:pos="960"/>
-              <w:tab w:val="right" w:leader="dot" w:pos="10194"/>
-            </w:tabs>
-            <w:spacing/>
-            <w:ind/>
-            <w:rPr>
-              <w:rFonts w:asciiTheme="minorHAnsi" w:hAnsiTheme="minorHAnsi" w:eastAsiaTheme="minorEastAsia"/>
-              <w:color w:val="auto"/>
-              <w:sz w:val="24"/>
-              <w:lang w:val="en-GB" w:eastAsia="en-GB"/>
-            </w:rPr>
-          </w:pPr>
-          <w:r/>
-          <w:hyperlink w:tooltip="#_Toc220063303" w:anchor="_Toc220063303" w:history="1">
-            <w:r>
-              <w:rPr>
-                <w:rStyle w:val="1003"/>
-              </w:rPr>
-              <w:t xml:space="preserve">2.1.</w:t>
-            </w:r>
-            <w:r>
-              <w:rPr>
-                <w:rFonts w:asciiTheme="minorHAnsi" w:hAnsiTheme="minorHAnsi" w:eastAsiaTheme="minorEastAsia"/>
-                <w:color w:val="auto"/>
-                <w:sz w:val="24"/>
-                <w:lang w:val="en-GB" w:eastAsia="en-GB"/>
-              </w:rPr>
-              <w:tab/>
             </w:r>
             <w:r>
               <w:rPr>
@@ -651,68 +762,49 @@
               <w:t xml:space="preserve">Objectives</w:t>
             </w:r>
             <w:r>
+              <w:rPr>
+                <w:rStyle w:val="1003"/>
+              </w:rPr>
+            </w:r>
+            <w:r>
               <w:tab/>
             </w:r>
             <w:r>
               <w:fldChar w:fldCharType="begin"/>
-            </w:r>
-            <w:r>
-              <w:instrText xml:space="preserve"> PAGEREF _Toc220063303 \h </w:instrText>
-            </w:r>
-            <w:r/>
-            <w:r>
+              <w:instrText xml:space="preserve">PAGEREF _Toc7 \h</w:instrText>
               <w:fldChar w:fldCharType="separate"/>
-            </w:r>
-            <w:r>
-              <w:t xml:space="preserve">2</w:t>
-            </w:r>
-            <w:r>
+              <w:t xml:space="preserve">4</w:t>
               <w:fldChar w:fldCharType="end"/>
             </w:r>
           </w:hyperlink>
           <w:r/>
-          <w:r>
-            <w:rPr>
-              <w:rFonts w:asciiTheme="minorHAnsi" w:hAnsiTheme="minorHAnsi" w:eastAsiaTheme="minorEastAsia"/>
-              <w:color w:val="auto"/>
-              <w:sz w:val="24"/>
-              <w:lang w:val="en-GB" w:eastAsia="en-GB"/>
-            </w:rPr>
-          </w:r>
         </w:p>
         <w:p>
           <w:pPr>
             <w:pStyle w:val="1004"/>
             <w:pBdr/>
             <w:tabs>
-              <w:tab w:val="left" w:leader="none" w:pos="960"/>
+              <w:tab w:val="left" w:leader="none" w:pos="1134"/>
               <w:tab w:val="right" w:leader="dot" w:pos="10194"/>
             </w:tabs>
             <w:spacing/>
             <w:ind/>
-            <w:rPr>
-              <w:rFonts w:asciiTheme="minorHAnsi" w:hAnsiTheme="minorHAnsi" w:eastAsiaTheme="minorEastAsia"/>
-              <w:color w:val="auto"/>
-              <w:sz w:val="24"/>
-              <w:lang w:val="en-GB" w:eastAsia="en-GB"/>
-            </w:rPr>
+            <w:rPr/>
           </w:pPr>
-          <w:r/>
-          <w:hyperlink w:tooltip="#_Toc220063304" w:anchor="_Toc220063304" w:history="1">
+          <w:hyperlink w:tooltip="#_Toc8" w:anchor="_Toc8" w:history="1">
+            <w:r>
+              <w:rPr>
+                <w:rFonts w:ascii="Figtree" w:hAnsi="Figtree" w:eastAsiaTheme="majorEastAsia" w:cstheme="majorBidi"/>
+              </w:rPr>
+              <w:t xml:space="preserve">2.4.</w:t>
+            </w:r>
+            <w:r>
+              <w:tab/>
+            </w:r>
             <w:r>
               <w:rPr>
                 <w:rStyle w:val="1003"/>
               </w:rPr>
-              <w:t xml:space="preserve">2.2.</w:t>
-            </w:r>
-            <w:r>
-              <w:rPr>
-                <w:rFonts w:asciiTheme="minorHAnsi" w:hAnsiTheme="minorHAnsi" w:eastAsiaTheme="minorEastAsia"/>
-                <w:color w:val="auto"/>
-                <w:sz w:val="24"/>
-                <w:lang w:val="en-GB" w:eastAsia="en-GB"/>
-              </w:rPr>
-              <w:tab/>
             </w:r>
             <w:r>
               <w:rPr>
@@ -721,318 +813,52 @@
               <w:t xml:space="preserve">Activity</w:t>
             </w:r>
             <w:r>
+              <w:rPr>
+                <w:rStyle w:val="1003"/>
+              </w:rPr>
+            </w:r>
+            <w:r>
               <w:tab/>
             </w:r>
             <w:r>
               <w:fldChar w:fldCharType="begin"/>
-            </w:r>
-            <w:r>
-              <w:instrText xml:space="preserve"> PAGEREF _Toc220063304 \h </w:instrText>
-            </w:r>
-            <w:r/>
-            <w:r>
+              <w:instrText xml:space="preserve">PAGEREF _Toc8 \h</w:instrText>
               <w:fldChar w:fldCharType="separate"/>
-            </w:r>
-            <w:r>
-              <w:t xml:space="preserve">2</w:t>
-            </w:r>
-            <w:r>
+              <w:t xml:space="preserve">4</w:t>
               <w:fldChar w:fldCharType="end"/>
             </w:r>
           </w:hyperlink>
           <w:r/>
-          <w:r>
-            <w:rPr>
-              <w:rFonts w:asciiTheme="minorHAnsi" w:hAnsiTheme="minorHAnsi" w:eastAsiaTheme="minorEastAsia"/>
-              <w:color w:val="auto"/>
-              <w:sz w:val="24"/>
-              <w:lang w:val="en-GB" w:eastAsia="en-GB"/>
-            </w:rPr>
-          </w:r>
         </w:p>
         <w:p>
           <w:pPr>
             <w:pStyle w:val="1002"/>
             <w:pBdr/>
             <w:tabs>
-              <w:tab w:val="left" w:leader="none" w:pos="480"/>
+              <w:tab w:val="left" w:leader="none" w:pos="567"/>
               <w:tab w:val="right" w:leader="dot" w:pos="10194"/>
             </w:tabs>
             <w:spacing/>
             <w:ind/>
             <w:rPr>
-              <w:rFonts w:asciiTheme="minorHAnsi" w:hAnsiTheme="minorHAnsi" w:eastAsiaTheme="minorEastAsia"/>
-              <w:color w:val="auto"/>
-              <w:sz w:val="24"/>
-              <w:lang w:val="en-GB" w:eastAsia="en-GB"/>
+              <w:b/>
+              <w:bCs/>
             </w:rPr>
           </w:pPr>
-          <w:r/>
-          <w:hyperlink w:tooltip="#_Toc220063305" w:anchor="_Toc220063305" w:history="1">
+          <w:hyperlink w:tooltip="#_Toc9" w:anchor="_Toc9" w:history="1">
             <w:r>
               <w:rPr>
-                <w:rStyle w:val="1003"/>
-                <w:rFonts w:ascii="Figtree ExtraBold" w:hAnsi="Figtree ExtraBold"/>
-                <w:b/>
-                <w:bCs/>
+                <w:rFonts w:ascii="Figtree ExtraBold" w:hAnsi="Figtree ExtraBold" w:eastAsiaTheme="majorEastAsia" w:cstheme="majorBidi"/>
               </w:rPr>
               <w:t xml:space="preserve">3.</w:t>
             </w:r>
             <w:r>
-              <w:rPr>
-                <w:rFonts w:asciiTheme="minorHAnsi" w:hAnsiTheme="minorHAnsi" w:eastAsiaTheme="minorEastAsia"/>
-                <w:color w:val="auto"/>
-                <w:sz w:val="24"/>
-                <w:lang w:val="en-GB" w:eastAsia="en-GB"/>
-              </w:rPr>
               <w:tab/>
             </w:r>
             <w:r>
               <w:rPr>
                 <w:rStyle w:val="1003"/>
               </w:rPr>
-              <w:t xml:space="preserve">Quick Lab 3 – </w:t>
-            </w:r>
-            <w:r>
-              <w:rPr>
-                <w:rStyle w:val="1003"/>
-                <w:b/>
-                <w:bCs/>
-              </w:rPr>
-              <w:t xml:space="preserve">useAction</w:t>
-            </w:r>
-            <w:r>
-              <w:rPr>
-                <w:rStyle w:val="1003"/>
-                <w:rFonts w:ascii="Cambria" w:hAnsi="Cambria"/>
-                <w:b/>
-                <w:bCs/>
-              </w:rPr>
-              <w:t xml:space="preserve">State, useOptimistic</w:t>
-            </w:r>
-            <w:r>
-              <w:rPr>
-                <w:rStyle w:val="1003"/>
-                <w:b/>
-                <w:bCs/>
-              </w:rPr>
-              <w:t xml:space="preserve"> and use</w:t>
-            </w:r>
-            <w:r>
-              <w:rPr>
-                <w:rStyle w:val="1003"/>
-                <w:rFonts w:ascii="Cambria" w:hAnsi="Cambria"/>
-                <w:b/>
-                <w:bCs/>
-              </w:rPr>
-              <w:t xml:space="preserve">FormStatus</w:t>
-            </w:r>
-            <w:r>
-              <w:tab/>
-            </w:r>
-            <w:r>
-              <w:fldChar w:fldCharType="begin"/>
-            </w:r>
-            <w:r>
-              <w:instrText xml:space="preserve"> PAGEREF _Toc220063305 \h </w:instrText>
-            </w:r>
-            <w:r/>
-            <w:r>
-              <w:fldChar w:fldCharType="separate"/>
-            </w:r>
-            <w:r>
-              <w:t xml:space="preserve">4</w:t>
-            </w:r>
-            <w:r>
-              <w:fldChar w:fldCharType="end"/>
-            </w:r>
-          </w:hyperlink>
-          <w:r/>
-          <w:r>
-            <w:rPr>
-              <w:rFonts w:asciiTheme="minorHAnsi" w:hAnsiTheme="minorHAnsi" w:eastAsiaTheme="minorEastAsia"/>
-              <w:color w:val="auto"/>
-              <w:sz w:val="24"/>
-              <w:lang w:val="en-GB" w:eastAsia="en-GB"/>
-            </w:rPr>
-          </w:r>
-        </w:p>
-        <w:p>
-          <w:pPr>
-            <w:pStyle w:val="1004"/>
-            <w:pBdr/>
-            <w:tabs>
-              <w:tab w:val="left" w:leader="none" w:pos="960"/>
-              <w:tab w:val="right" w:leader="dot" w:pos="10194"/>
-            </w:tabs>
-            <w:spacing/>
-            <w:ind/>
-            <w:rPr>
-              <w:rFonts w:asciiTheme="minorHAnsi" w:hAnsiTheme="minorHAnsi" w:eastAsiaTheme="minorEastAsia"/>
-              <w:color w:val="auto"/>
-              <w:sz w:val="24"/>
-              <w:lang w:val="en-GB" w:eastAsia="en-GB"/>
-            </w:rPr>
-          </w:pPr>
-          <w:r/>
-          <w:hyperlink w:tooltip="#_Toc220063306" w:anchor="_Toc220063306" w:history="1">
-            <w:r>
-              <w:rPr>
-                <w:rStyle w:val="1003"/>
-              </w:rPr>
-              <w:t xml:space="preserve">3.1.</w:t>
-            </w:r>
-            <w:r>
-              <w:rPr>
-                <w:rFonts w:asciiTheme="minorHAnsi" w:hAnsiTheme="minorHAnsi" w:eastAsiaTheme="minorEastAsia"/>
-                <w:color w:val="auto"/>
-                <w:sz w:val="24"/>
-                <w:lang w:val="en-GB" w:eastAsia="en-GB"/>
-              </w:rPr>
-              <w:tab/>
-            </w:r>
-            <w:r>
-              <w:rPr>
-                <w:rStyle w:val="1003"/>
-              </w:rPr>
-              <w:t xml:space="preserve">Objectives</w:t>
-            </w:r>
-            <w:r>
-              <w:tab/>
-            </w:r>
-            <w:r>
-              <w:fldChar w:fldCharType="begin"/>
-            </w:r>
-            <w:r>
-              <w:instrText xml:space="preserve"> PAGEREF _Toc220063306 \h </w:instrText>
-            </w:r>
-            <w:r/>
-            <w:r>
-              <w:fldChar w:fldCharType="separate"/>
-            </w:r>
-            <w:r>
-              <w:t xml:space="preserve">4</w:t>
-            </w:r>
-            <w:r>
-              <w:fldChar w:fldCharType="end"/>
-            </w:r>
-          </w:hyperlink>
-          <w:r/>
-          <w:r>
-            <w:rPr>
-              <w:rFonts w:asciiTheme="minorHAnsi" w:hAnsiTheme="minorHAnsi" w:eastAsiaTheme="minorEastAsia"/>
-              <w:color w:val="auto"/>
-              <w:sz w:val="24"/>
-              <w:lang w:val="en-GB" w:eastAsia="en-GB"/>
-            </w:rPr>
-          </w:r>
-        </w:p>
-        <w:p>
-          <w:pPr>
-            <w:pStyle w:val="1004"/>
-            <w:pBdr/>
-            <w:tabs>
-              <w:tab w:val="left" w:leader="none" w:pos="960"/>
-              <w:tab w:val="right" w:leader="dot" w:pos="10194"/>
-            </w:tabs>
-            <w:spacing/>
-            <w:ind/>
-            <w:rPr>
-              <w:rFonts w:asciiTheme="minorHAnsi" w:hAnsiTheme="minorHAnsi" w:eastAsiaTheme="minorEastAsia"/>
-              <w:color w:val="auto"/>
-              <w:sz w:val="24"/>
-              <w:lang w:val="en-GB" w:eastAsia="en-GB"/>
-            </w:rPr>
-          </w:pPr>
-          <w:r/>
-          <w:hyperlink w:tooltip="#_Toc220063307" w:anchor="_Toc220063307" w:history="1">
-            <w:r>
-              <w:rPr>
-                <w:rStyle w:val="1003"/>
-              </w:rPr>
-              <w:t xml:space="preserve">3.2.</w:t>
-            </w:r>
-            <w:r>
-              <w:rPr>
-                <w:rFonts w:asciiTheme="minorHAnsi" w:hAnsiTheme="minorHAnsi" w:eastAsiaTheme="minorEastAsia"/>
-                <w:color w:val="auto"/>
-                <w:sz w:val="24"/>
-                <w:lang w:val="en-GB" w:eastAsia="en-GB"/>
-              </w:rPr>
-              <w:tab/>
-            </w:r>
-            <w:r>
-              <w:rPr>
-                <w:rStyle w:val="1003"/>
-              </w:rPr>
-              <w:t xml:space="preserve">Activity</w:t>
-            </w:r>
-            <w:r>
-              <w:tab/>
-            </w:r>
-            <w:r>
-              <w:fldChar w:fldCharType="begin"/>
-            </w:r>
-            <w:r>
-              <w:instrText xml:space="preserve"> PAGEREF _Toc220063307 \h </w:instrText>
-            </w:r>
-            <w:r/>
-            <w:r>
-              <w:fldChar w:fldCharType="separate"/>
-            </w:r>
-            <w:r>
-              <w:t xml:space="preserve">4</w:t>
-            </w:r>
-            <w:r>
-              <w:fldChar w:fldCharType="end"/>
-            </w:r>
-          </w:hyperlink>
-          <w:r/>
-          <w:r>
-            <w:rPr>
-              <w:rFonts w:asciiTheme="minorHAnsi" w:hAnsiTheme="minorHAnsi" w:eastAsiaTheme="minorEastAsia"/>
-              <w:color w:val="auto"/>
-              <w:sz w:val="24"/>
-              <w:lang w:val="en-GB" w:eastAsia="en-GB"/>
-            </w:rPr>
-          </w:r>
-        </w:p>
-        <w:p>
-          <w:pPr>
-            <w:pStyle w:val="1002"/>
-            <w:pBdr/>
-            <w:tabs>
-              <w:tab w:val="left" w:leader="none" w:pos="480"/>
-              <w:tab w:val="right" w:leader="dot" w:pos="10194"/>
-            </w:tabs>
-            <w:spacing/>
-            <w:ind/>
-            <w:rPr>
-              <w:rFonts w:asciiTheme="minorHAnsi" w:hAnsiTheme="minorHAnsi" w:eastAsiaTheme="minorEastAsia"/>
-              <w:color w:val="auto"/>
-              <w:sz w:val="24"/>
-              <w:lang w:val="en-GB" w:eastAsia="en-GB"/>
-            </w:rPr>
-          </w:pPr>
-          <w:r/>
-          <w:hyperlink w:tooltip="#_Toc220063308" w:anchor="_Toc220063308" w:history="1">
-            <w:r>
-              <w:rPr>
-                <w:rStyle w:val="1003"/>
-                <w:rFonts w:ascii="Figtree ExtraBold" w:hAnsi="Figtree ExtraBold"/>
-                <w:b/>
-                <w:bCs/>
-              </w:rPr>
-              <w:t xml:space="preserve">4.</w:t>
-            </w:r>
-            <w:r>
-              <w:rPr>
-                <w:rFonts w:asciiTheme="minorHAnsi" w:hAnsiTheme="minorHAnsi" w:eastAsiaTheme="minorEastAsia"/>
-                <w:color w:val="auto"/>
-                <w:sz w:val="24"/>
-                <w:lang w:val="en-GB" w:eastAsia="en-GB"/>
-              </w:rPr>
-              <w:tab/>
             </w:r>
             <w:r>
               <w:rPr>
@@ -1045,7 +871,14 @@
                 <w:rStyle w:val="1003"/>
                 <w:rFonts w:ascii="Cambria" w:hAnsi="Cambria"/>
               </w:rPr>
-              <w:t xml:space="preserve">– </w:t>
+              <w:t xml:space="preserve">–</w:t>
+            </w:r>
+            <w:r>
+              <w:rPr>
+                <w:rStyle w:val="1003"/>
+                <w:rFonts w:ascii="Cambria" w:hAnsi="Cambria"/>
+              </w:rPr>
+              <w:t xml:space="preserve"> </w:t>
             </w:r>
             <w:r>
               <w:rPr>
@@ -1056,32 +889,27 @@
               <w:t xml:space="preserve">Redux</w:t>
             </w:r>
             <w:r>
+              <w:rPr>
+                <w:rStyle w:val="1003"/>
+                <w:b/>
+                <w:bCs/>
+              </w:rPr>
+            </w:r>
+            <w:r>
               <w:tab/>
             </w:r>
             <w:r>
               <w:fldChar w:fldCharType="begin"/>
-            </w:r>
-            <w:r>
-              <w:instrText xml:space="preserve"> PAGEREF _Toc220063308 \h </w:instrText>
-            </w:r>
-            <w:r/>
-            <w:r>
+              <w:instrText xml:space="preserve">PAGEREF _Toc9 \h</w:instrText>
               <w:fldChar w:fldCharType="separate"/>
-            </w:r>
-            <w:r>
               <w:t xml:space="preserve">7</w:t>
-            </w:r>
-            <w:r>
               <w:fldChar w:fldCharType="end"/>
             </w:r>
           </w:hyperlink>
-          <w:r/>
           <w:r>
             <w:rPr>
-              <w:rFonts w:asciiTheme="minorHAnsi" w:hAnsiTheme="minorHAnsi" w:eastAsiaTheme="minorEastAsia"/>
-              <w:color w:val="auto"/>
-              <w:sz w:val="24"/>
-              <w:lang w:val="en-GB" w:eastAsia="en-GB"/>
+              <w:b/>
+              <w:bCs/>
             </w:rPr>
           </w:r>
         </w:p>
@@ -1090,34 +918,27 @@
             <w:pStyle w:val="1004"/>
             <w:pBdr/>
             <w:tabs>
-              <w:tab w:val="left" w:leader="none" w:pos="960"/>
+              <w:tab w:val="left" w:leader="none" w:pos="1134"/>
               <w:tab w:val="right" w:leader="dot" w:pos="10194"/>
             </w:tabs>
             <w:spacing/>
             <w:ind/>
-            <w:rPr>
-              <w:rFonts w:asciiTheme="minorHAnsi" w:hAnsiTheme="minorHAnsi" w:eastAsiaTheme="minorEastAsia"/>
-              <w:color w:val="auto"/>
-              <w:sz w:val="24"/>
-              <w:lang w:val="en-GB" w:eastAsia="en-GB"/>
-            </w:rPr>
+            <w:rPr/>
           </w:pPr>
-          <w:r/>
-          <w:hyperlink w:tooltip="#_Toc220063309" w:anchor="_Toc220063309" w:history="1">
+          <w:hyperlink w:tooltip="#_Toc10" w:anchor="_Toc10" w:history="1">
+            <w:r>
+              <w:rPr>
+                <w:rFonts w:ascii="Figtree" w:hAnsi="Figtree" w:eastAsiaTheme="majorEastAsia" w:cstheme="majorBidi"/>
+              </w:rPr>
+              <w:t xml:space="preserve">3.1.</w:t>
+            </w:r>
+            <w:r>
+              <w:tab/>
+            </w:r>
             <w:r>
               <w:rPr>
                 <w:rStyle w:val="1003"/>
               </w:rPr>
-              <w:t xml:space="preserve">4.1.</w:t>
-            </w:r>
-            <w:r>
-              <w:rPr>
-                <w:rFonts w:asciiTheme="minorHAnsi" w:hAnsiTheme="minorHAnsi" w:eastAsiaTheme="minorEastAsia"/>
-                <w:color w:val="auto"/>
-                <w:sz w:val="24"/>
-                <w:lang w:val="en-GB" w:eastAsia="en-GB"/>
-              </w:rPr>
-              <w:tab/>
             </w:r>
             <w:r>
               <w:rPr>
@@ -1126,68 +947,49 @@
               <w:t xml:space="preserve">Objectives</w:t>
             </w:r>
             <w:r>
+              <w:rPr>
+                <w:rStyle w:val="1003"/>
+              </w:rPr>
+            </w:r>
+            <w:r>
               <w:tab/>
             </w:r>
             <w:r>
               <w:fldChar w:fldCharType="begin"/>
-            </w:r>
-            <w:r>
-              <w:instrText xml:space="preserve"> PAGEREF _Toc220063309 \h </w:instrText>
-            </w:r>
-            <w:r/>
-            <w:r>
+              <w:instrText xml:space="preserve">PAGEREF _Toc10 \h</w:instrText>
               <w:fldChar w:fldCharType="separate"/>
-            </w:r>
-            <w:r>
               <w:t xml:space="preserve">7</w:t>
-            </w:r>
-            <w:r>
               <w:fldChar w:fldCharType="end"/>
             </w:r>
           </w:hyperlink>
           <w:r/>
-          <w:r>
-            <w:rPr>
-              <w:rFonts w:asciiTheme="minorHAnsi" w:hAnsiTheme="minorHAnsi" w:eastAsiaTheme="minorEastAsia"/>
-              <w:color w:val="auto"/>
-              <w:sz w:val="24"/>
-              <w:lang w:val="en-GB" w:eastAsia="en-GB"/>
-            </w:rPr>
-          </w:r>
         </w:p>
         <w:p>
           <w:pPr>
             <w:pStyle w:val="1004"/>
             <w:pBdr/>
             <w:tabs>
-              <w:tab w:val="left" w:leader="none" w:pos="960"/>
+              <w:tab w:val="left" w:leader="none" w:pos="1134"/>
               <w:tab w:val="right" w:leader="dot" w:pos="10194"/>
             </w:tabs>
             <w:spacing/>
             <w:ind/>
-            <w:rPr>
-              <w:rFonts w:asciiTheme="minorHAnsi" w:hAnsiTheme="minorHAnsi" w:eastAsiaTheme="minorEastAsia"/>
-              <w:color w:val="auto"/>
-              <w:sz w:val="24"/>
-              <w:lang w:val="en-GB" w:eastAsia="en-GB"/>
-            </w:rPr>
+            <w:rPr/>
           </w:pPr>
-          <w:r/>
-          <w:hyperlink w:tooltip="#_Toc220063310" w:anchor="_Toc220063310" w:history="1">
+          <w:hyperlink w:tooltip="#_Toc11" w:anchor="_Toc11" w:history="1">
+            <w:r>
+              <w:rPr>
+                <w:rFonts w:ascii="Figtree" w:hAnsi="Figtree" w:eastAsiaTheme="majorEastAsia" w:cstheme="majorBidi"/>
+              </w:rPr>
+              <w:t xml:space="preserve">3.2.</w:t>
+            </w:r>
+            <w:r>
+              <w:tab/>
+            </w:r>
             <w:r>
               <w:rPr>
                 <w:rStyle w:val="1003"/>
               </w:rPr>
-              <w:t xml:space="preserve">4.2.</w:t>
-            </w:r>
-            <w:r>
-              <w:rPr>
-                <w:rFonts w:asciiTheme="minorHAnsi" w:hAnsiTheme="minorHAnsi" w:eastAsiaTheme="minorEastAsia"/>
-                <w:color w:val="auto"/>
-                <w:sz w:val="24"/>
-                <w:lang w:val="en-GB" w:eastAsia="en-GB"/>
-              </w:rPr>
-              <w:tab/>
             </w:r>
             <w:r>
               <w:rPr>
@@ -1196,34 +998,22 @@
               <w:t xml:space="preserve">Activity</w:t>
             </w:r>
             <w:r>
+              <w:rPr>
+                <w:rStyle w:val="1003"/>
+              </w:rPr>
+            </w:r>
+            <w:r>
               <w:tab/>
             </w:r>
             <w:r>
               <w:fldChar w:fldCharType="begin"/>
-            </w:r>
-            <w:r>
-              <w:instrText xml:space="preserve"> PAGEREF _Toc220063310 \h </w:instrText>
-            </w:r>
-            <w:r/>
-            <w:r>
+              <w:instrText xml:space="preserve">PAGEREF _Toc11 \h</w:instrText>
               <w:fldChar w:fldCharType="separate"/>
-            </w:r>
-            <w:r>
               <w:t xml:space="preserve">7</w:t>
-            </w:r>
-            <w:r>
               <w:fldChar w:fldCharType="end"/>
             </w:r>
           </w:hyperlink>
           <w:r/>
-          <w:r>
-            <w:rPr>
-              <w:rFonts w:asciiTheme="minorHAnsi" w:hAnsiTheme="minorHAnsi" w:eastAsiaTheme="minorEastAsia"/>
-              <w:color w:val="auto"/>
-              <w:sz w:val="24"/>
-              <w:lang w:val="en-GB" w:eastAsia="en-GB"/>
-            </w:rPr>
-          </w:r>
         </w:p>
         <w:p>
           <w:pPr>
@@ -1232,9 +1022,11 @@
             <w:ind/>
             <w:rPr/>
           </w:pPr>
+          <w:r/>
           <w:r>
             <w:fldChar w:fldCharType="end"/>
           </w:r>
+          <w:r/>
           <w:r/>
         </w:p>
       </w:sdtContent>
@@ -1274,51 +1066,8 @@
         </w:rPr>
       </w:pPr>
       <w:r/>
-      <w:bookmarkStart w:id="0" w:name="_Toc152925759"/>
+      <w:bookmarkStart w:id="1" w:name="_Toc1"/>
       <w:r/>
-      <w:bookmarkStart w:id="1" w:name="_Toc335129559"/>
-      <w:r/>
-      <w:bookmarkStart w:id="2" w:name="_Toc335137709"/>
-      <w:r/>
-      <w:bookmarkStart w:id="3" w:name="_Toc335143949"/>
-      <w:r/>
-      <w:bookmarkStart w:id="4" w:name="_Toc335144173"/>
-      <w:r/>
-      <w:bookmarkStart w:id="5" w:name="_Toc335132589"/>
-      <w:r/>
-      <w:bookmarkStart w:id="6" w:name="_Toc335137591"/>
-      <w:r/>
-      <w:bookmarkStart w:id="7" w:name="_Toc335137611"/>
-      <w:r/>
-      <w:bookmarkStart w:id="8" w:name="_Toc335137729"/>
-      <w:r/>
-      <w:bookmarkStart w:id="9" w:name="_Toc335138008"/>
-      <w:r/>
-      <w:bookmarkStart w:id="10" w:name="_Toc335138624"/>
-      <w:r/>
-      <w:bookmarkStart w:id="11" w:name="_Toc335138941"/>
-      <w:r/>
-      <w:bookmarkStart w:id="12" w:name="_Toc335138988"/>
-      <w:r/>
-      <w:bookmarkStart w:id="13" w:name="_Toc335139008"/>
-      <w:r/>
-      <w:bookmarkStart w:id="14" w:name="_Toc335139022"/>
-      <w:r/>
-      <w:bookmarkStart w:id="15" w:name="_Toc335139191"/>
-      <w:r/>
-      <w:bookmarkStart w:id="16" w:name="_Toc335140018"/>
-      <w:r/>
-      <w:bookmarkStart w:id="17" w:name="_Toc335142864"/>
-      <w:r/>
-      <w:bookmarkStart w:id="18" w:name="_Toc335143117"/>
-      <w:r/>
-      <w:bookmarkStart w:id="19" w:name="_Toc335144475"/>
-      <w:r/>
-      <w:bookmarkStart w:id="20" w:name="_Toc335144900"/>
-      <w:r/>
-      <w:bookmarkStart w:id="21" w:name="_Toc335145941"/>
-      <w:r/>
-      <w:bookmarkStart w:id="22" w:name="_Toc220063299"/>
       <w:r>
         <w:rPr>
           <w:b/>
@@ -1340,7 +1089,6 @@
         </w:rPr>
         <w:t xml:space="preserve">ab 1 – </w:t>
       </w:r>
-      <w:bookmarkEnd w:id="0"/>
       <w:r>
         <w:rPr>
           <w:b/>
@@ -1362,7 +1110,8 @@
         </w:rPr>
         <w:t xml:space="preserve">useRef</w:t>
       </w:r>
-      <w:bookmarkEnd w:id="22"/>
+      <w:r/>
+      <w:bookmarkEnd w:id="1"/>
       <w:r/>
       <w:r>
         <w:rPr>
@@ -1380,11 +1129,12 @@
         <w:rPr/>
       </w:pPr>
       <w:r/>
-      <w:bookmarkStart w:id="23" w:name="_Toc220063300"/>
+      <w:bookmarkStart w:id="2" w:name="_Toc2"/>
       <w:r>
         <w:t xml:space="preserve">Objectives</w:t>
       </w:r>
-      <w:bookmarkEnd w:id="23"/>
+      <w:r/>
+      <w:bookmarkEnd w:id="2"/>
       <w:r/>
       <w:r/>
     </w:p>
@@ -1422,33 +1172,13 @@
         <w:rPr/>
       </w:pPr>
       <w:r/>
-      <w:bookmarkStart w:id="24" w:name="_Toc220063301"/>
+      <w:bookmarkStart w:id="3" w:name="_Toc3"/>
       <w:r>
         <w:t xml:space="preserve">Activity</w:t>
       </w:r>
-      <w:bookmarkEnd w:id="24"/>
       <w:r/>
-      <w:bookmarkEnd w:id="1"/>
-      <w:bookmarkEnd w:id="2"/>
       <w:bookmarkEnd w:id="3"/>
-      <w:bookmarkEnd w:id="4"/>
-      <w:bookmarkEnd w:id="5"/>
-      <w:bookmarkEnd w:id="6"/>
-      <w:bookmarkEnd w:id="7"/>
-      <w:bookmarkEnd w:id="8"/>
-      <w:bookmarkEnd w:id="9"/>
-      <w:bookmarkEnd w:id="10"/>
-      <w:bookmarkEnd w:id="11"/>
-      <w:bookmarkEnd w:id="12"/>
-      <w:bookmarkEnd w:id="13"/>
-      <w:bookmarkEnd w:id="14"/>
-      <w:bookmarkEnd w:id="15"/>
-      <w:bookmarkEnd w:id="16"/>
-      <w:bookmarkEnd w:id="17"/>
-      <w:bookmarkEnd w:id="18"/>
-      <w:bookmarkEnd w:id="19"/>
-      <w:bookmarkEnd w:id="20"/>
-      <w:bookmarkEnd w:id="21"/>
+      <w:r/>
       <w:r/>
     </w:p>
     <w:p>
@@ -1842,6 +1572,13 @@
           <w:bCs/>
           <w:caps/>
         </w:rPr>
+      </w:r>
+      <w:r>
+        <w:rPr>
+          <w:b/>
+          <w:bCs/>
+          <w:caps/>
+        </w:rPr>
         <mc:AlternateContent>
           <mc:Choice Requires="wpg">
             <w:drawing>
@@ -1856,7 +1593,7 @@
                   <a:graphicData uri="http://schemas.openxmlformats.org/drawingml/2006/picture">
                     <pic:pic xmlns:pic="http://schemas.openxmlformats.org/drawingml/2006/picture">
                       <pic:nvPicPr>
-                        <pic:cNvPr id="548204978" name=""/>
+                        <pic:cNvPr id="1512668764" name=""/>
                         <pic:cNvPicPr>
                           <a:picLocks noChangeAspect="1"/>
                         </pic:cNvPicPr>
@@ -1869,7 +1606,7 @@
                       <pic:spPr bwMode="auto">
                         <a:xfrm>
                           <a:off x="0" y="0"/>
-                          <a:ext cx="6479540" cy="1106805"/>
+                          <a:ext cx="6479539" cy="1106804"/>
                         </a:xfrm>
                         <a:prstGeom prst="rect">
                           <a:avLst/>
@@ -1917,6 +1654,13 @@
           <w:caps/>
         </w:rPr>
       </w:r>
+      <w:r>
+        <w:rPr>
+          <w:b/>
+          <w:bCs/>
+          <w:caps/>
+        </w:rPr>
+      </w:r>
     </w:p>
     <w:p>
       <w:pPr>
@@ -1934,14 +1678,23 @@
           <w:b/>
           <w:bCs/>
         </w:rPr>
-        <w:t xml:space="preserve">handleAddTask</w:t>
       </w:r>
       <w:r>
         <w:rPr>
           <w:b/>
           <w:bCs/>
         </w:rPr>
+        <w:t xml:space="preserve">handleTask</w:t>
+      </w:r>
+      <w:r>
         <w:t xml:space="preserve"> </w:t>
+      </w:r>
+      <w:r/>
+      <w:r>
+        <w:rPr>
+          <w:b/>
+          <w:bCs/>
+        </w:rPr>
       </w:r>
       <w:r>
         <w:t xml:space="preserve">function as the </w:t>
@@ -2200,6 +1953,223 @@
     </w:p>
     <w:p>
       <w:pPr>
+        <w:pStyle w:val="988"/>
+        <w:pBdr/>
+        <w:spacing/>
+        <w:ind/>
+        <w:rPr>
+          <w:b w:val="0"/>
+          <w:bCs w:val="0"/>
+        </w:rPr>
+      </w:pPr>
+      <w:r>
+        <w:rPr>
+          <w:b w:val="0"/>
+          <w:bCs w:val="0"/>
+          <w:highlight w:val="none"/>
+          <w:lang w:val="en-GB" w:bidi="en-GB"/>
+        </w:rPr>
+        <w:t xml:space="preserve">Update the </w:t>
+      </w:r>
+      <w:r>
+        <w:rPr>
+          <w:b/>
+          <w:bCs/>
+          <w:highlight w:val="none"/>
+          <w:lang w:val="en-GB" w:bidi="en-GB"/>
+        </w:rPr>
+        <w:t xml:space="preserve">CLEAR_COMPLETED</w:t>
+      </w:r>
+      <w:r>
+        <w:rPr>
+          <w:b w:val="0"/>
+          <w:bCs w:val="0"/>
+          <w:highlight w:val="none"/>
+          <w:lang w:val="en-GB" w:bidi="en-GB"/>
+        </w:rPr>
+        <w:t xml:space="preserve"> case</w:t>
+      </w:r>
+      <w:r>
+        <w:rPr>
+          <w:b w:val="0"/>
+          <w:bCs w:val="0"/>
+          <w:highlight w:val="none"/>
+          <w:lang w:val="en-GB" w:bidi="en-GB"/>
+        </w:rPr>
+        <w:t xml:space="preserve">:</w:t>
+      </w:r>
+      <w:r>
+        <mc:AlternateContent>
+          <mc:Choice Requires="wpg">
+            <w:drawing>
+              <wp:inline xmlns:wp="http://schemas.openxmlformats.org/drawingml/2006/wordprocessingDrawing" distT="0" distB="0" distL="0" distR="0">
+                <wp:extent cx="5743575" cy="1143000"/>
+                <wp:effectExtent l="0" t="0" r="0" b="0"/>
+                <wp:docPr id="8" name=""/>
+                <wp:cNvGraphicFramePr>
+                  <a:graphicFrameLocks xmlns:a="http://schemas.openxmlformats.org/drawingml/2006/main" noChangeAspect="1"/>
+                </wp:cNvGraphicFramePr>
+                <a:graphic xmlns:a="http://schemas.openxmlformats.org/drawingml/2006/main">
+                  <a:graphicData uri="http://schemas.openxmlformats.org/drawingml/2006/picture">
+                    <pic:pic xmlns:pic="http://schemas.openxmlformats.org/drawingml/2006/picture">
+                      <pic:nvPicPr>
+                        <pic:cNvPr id="770733935" name=""/>
+                        <pic:cNvPicPr>
+                          <a:picLocks noChangeAspect="1"/>
+                        </pic:cNvPicPr>
+                        <pic:nvPr/>
+                      </pic:nvPicPr>
+                      <pic:blipFill>
+                        <a:blip r:embed="rId23"/>
+                        <a:stretch/>
+                      </pic:blipFill>
+                      <pic:spPr bwMode="auto">
+                        <a:xfrm>
+                          <a:off x="0" y="0"/>
+                          <a:ext cx="5743574" cy="1143000"/>
+                        </a:xfrm>
+                        <a:prstGeom prst="rect">
+                          <a:avLst/>
+                        </a:prstGeom>
+                      </pic:spPr>
+                    </pic:pic>
+                  </a:graphicData>
+                </a:graphic>
+              </wp:inline>
+            </w:drawing>
+          </mc:Choice>
+          <mc:Fallback>
+            <w:pict>
+              <v:shapetype id="_x0000_t75" coordsize="21600,21600" o:spt="75" o:preferrelative="t" path="m@4@5l@4@11@9@11@9@5xe" filled="f" stroked="f">
+                <v:stroke joinstyle="miter"/>
+                <v:formulas>
+                  <v:f eqn="if lineDrawn pixelLineWidth 0"/>
+                  <v:f eqn="sum @0 1 0"/>
+                  <v:f eqn="sum 0 0 @1"/>
+                  <v:f eqn="prod @2 1 2"/>
+                  <v:f eqn="prod @3 21600 pixelWidth"/>
+                  <v:f eqn="prod @3 21600 pixelHeight"/>
+                  <v:f eqn="sum @0 0 1"/>
+                  <v:f eqn="prod @6 1 2"/>
+                  <v:f eqn="prod @7 21600 pixelWidth"/>
+                  <v:f eqn="sum @8 21600 0"/>
+                  <v:f eqn="prod @7 21600 pixelHeight"/>
+                  <v:f eqn="sum @10 21600 0"/>
+                </v:formulas>
+                <v:path o:extrusionok="f" gradientshapeok="t" o:connecttype="rect"/>
+                <o:lock v:ext="edit" aspectratio="t"/>
+              </v:shapetype>
+              <v:shape id="_x0000_i7" o:spid="_x0000_s7" type="#_x0000_t75" style="width:452.25pt;height:90.00pt;mso-wrap-distance-left:0.00pt;mso-wrap-distance-top:0.00pt;mso-wrap-distance-right:0.00pt;mso-wrap-distance-bottom:0.00pt;z-index:1;" stroked="false">
+                <v:imagedata r:id="rId23" o:title=""/>
+                <o:lock v:ext="edit" rotation="t"/>
+              </v:shape>
+            </w:pict>
+          </mc:Fallback>
+        </mc:AlternateContent>
+      </w:r>
+      <w:r>
+        <w:rPr>
+          <w:b w:val="0"/>
+          <w:bCs w:val="0"/>
+          <w:highlight w:val="none"/>
+          <w:lang w:val="en-GB" w:bidi="en-GB"/>
+        </w:rPr>
+      </w:r>
+      <w:r>
+        <w:rPr>
+          <w:b w:val="0"/>
+          <w:bCs w:val="0"/>
+        </w:rPr>
+      </w:r>
+    </w:p>
+    <w:p>
+      <w:pPr>
+        <w:pStyle w:val="988"/>
+        <w:pBdr/>
+        <w:spacing/>
+        <w:ind/>
+        <w:rPr>
+          <w:b w:val="0"/>
+          <w:bCs w:val="0"/>
+        </w:rPr>
+      </w:pPr>
+      <w:r>
+        <w:rPr>
+          <w:b w:val="0"/>
+          <w:bCs w:val="0"/>
+          <w:highlight w:val="none"/>
+          <w:lang w:val="en-GB" w:bidi="en-GB"/>
+        </w:rPr>
+        <w:t xml:space="preserve">Call dispatch from the </w:t>
+      </w:r>
+      <w:r>
+        <w:rPr>
+          <w:b/>
+          <w:bCs/>
+          <w:highlight w:val="none"/>
+          <w:lang w:val="en-GB" w:bidi="en-GB"/>
+        </w:rPr>
+        <w:t xml:space="preserve">onClick </w:t>
+      </w:r>
+      <w:r>
+        <w:rPr>
+          <w:b w:val="0"/>
+          <w:bCs w:val="0"/>
+          <w:highlight w:val="none"/>
+          <w:lang w:val="en-GB" w:bidi="en-GB"/>
+        </w:rPr>
+        <w:t xml:space="preserve">of the clear button with </w:t>
+      </w:r>
+      <w:r>
+        <w:rPr>
+          <w:b/>
+          <w:bCs/>
+        </w:rPr>
+        <w:t xml:space="preserve">type: </w:t>
+      </w:r>
+      <w:r>
+        <w:rPr>
+          <w:b/>
+          <w:bCs/>
+          <w:lang w:val="en-GB"/>
+        </w:rPr>
+        <w:t xml:space="preserve">“</w:t>
+      </w:r>
+      <w:r>
+        <w:rPr>
+          <w:b/>
+          <w:bCs/>
+          <w:highlight w:val="none"/>
+          <w:lang w:val="en-GB" w:bidi="en-GB"/>
+        </w:rPr>
+        <w:t xml:space="preserve">CLEAR_COMPLETED</w:t>
+      </w:r>
+      <w:r/>
+      <w:r>
+        <w:rPr>
+          <w:lang w:val="en-GB"/>
+        </w:rPr>
+        <w:t xml:space="preserve">”</w:t>
+      </w:r>
+      <w:r>
+        <w:rPr>
+          <w:b w:val="0"/>
+          <w:bCs w:val="0"/>
+          <w:highlight w:val="none"/>
+          <w:lang w:val="en-GB" w:bidi="en-GB"/>
+        </w:rPr>
+      </w:r>
+      <w:r>
+        <w:rPr>
+          <w:b w:val="0"/>
+          <w:bCs w:val="0"/>
+          <w:highlight w:val="none"/>
+          <w:lang w:val="en-GB" w:bidi="en-GB"/>
+        </w:rPr>
+      </w:r>
+    </w:p>
+    <w:p>
+      <w:pPr>
         <w:pBdr/>
         <w:spacing w:after="160" w:before="0" w:line="259" w:lineRule="auto"/>
         <w:ind/>
@@ -2237,7 +2207,7 @@
         </w:rPr>
       </w:pPr>
       <w:r/>
-      <w:bookmarkStart w:id="25" w:name="_Toc220063302"/>
+      <w:bookmarkStart w:id="4" w:name="_Toc4"/>
       <w:r>
         <w:t xml:space="preserve">Quick Lab </w:t>
       </w:r>
@@ -2275,7 +2245,8 @@
         </w:rPr>
         <w:t xml:space="preserve">useCallback</w:t>
       </w:r>
-      <w:bookmarkEnd w:id="25"/>
+      <w:r/>
+      <w:bookmarkEnd w:id="4"/>
       <w:r/>
       <w:r>
         <w:rPr>
@@ -2293,11 +2264,12 @@
         <w:rPr/>
       </w:pPr>
       <w:r/>
-      <w:bookmarkStart w:id="26" w:name="_Toc220063303"/>
+      <w:bookmarkStart w:id="5" w:name="_Toc5"/>
       <w:r>
         <w:t xml:space="preserve">Objectives</w:t>
       </w:r>
-      <w:bookmarkEnd w:id="26"/>
+      <w:r/>
+      <w:bookmarkEnd w:id="5"/>
       <w:r/>
       <w:r/>
     </w:p>
@@ -2349,11 +2321,12 @@
         <w:rPr/>
       </w:pPr>
       <w:r/>
-      <w:bookmarkStart w:id="27" w:name="_Toc220063304"/>
+      <w:bookmarkStart w:id="6" w:name="_Toc6"/>
       <w:r>
         <w:t xml:space="preserve">Activity</w:t>
       </w:r>
-      <w:bookmarkEnd w:id="27"/>
+      <w:r/>
+      <w:bookmarkEnd w:id="6"/>
       <w:r/>
       <w:r/>
     </w:p>
@@ -2533,18 +2506,6 @@
         <w:t xml:space="preserve"> will ensure the filtering operation doesn’t slow down the application by being run unnecessarily.</w:t>
       </w:r>
       <w:r/>
-    </w:p>
-    <w:p>
-      <w:pPr>
-        <w:pStyle w:val="952"/>
-        <w:pBdr/>
-        <w:spacing/>
-        <w:ind/>
-        <w:rPr>
-          <w:b/>
-          <w:bCs/>
-        </w:rPr>
-      </w:pPr>
       <w:r>
         <w:rPr>
           <w:b/>
@@ -2553,7 +2514,6 @@
         </w:rPr>
         <w:br w:type="page" w:clear="all"/>
       </w:r>
-      <w:bookmarkStart w:id="28" w:name="_Toc220063305"/>
       <w:r>
         <w:t xml:space="preserve">Quick Lab </w:t>
       </w:r>
@@ -2616,7 +2576,6 @@
         </w:rPr>
         <w:t xml:space="preserve">FormStatus</w:t>
       </w:r>
-      <w:bookmarkEnd w:id="28"/>
       <w:r/>
       <w:r>
         <w:rPr>
@@ -2624,6 +2583,7 @@
           <w:bCs/>
         </w:rPr>
       </w:r>
+      <w:r/>
     </w:p>
     <w:p>
       <w:pPr>
@@ -2634,11 +2594,12 @@
         <w:rPr/>
       </w:pPr>
       <w:r/>
-      <w:bookmarkStart w:id="29" w:name="_Toc220063306"/>
+      <w:bookmarkStart w:id="7" w:name="_Toc7"/>
       <w:r>
         <w:t xml:space="preserve">Objectives</w:t>
       </w:r>
-      <w:bookmarkEnd w:id="29"/>
+      <w:r/>
+      <w:bookmarkEnd w:id="7"/>
       <w:r/>
       <w:r/>
     </w:p>
@@ -2742,11 +2703,12 @@
         <w:rPr/>
       </w:pPr>
       <w:r/>
-      <w:bookmarkStart w:id="30" w:name="_Toc220063307"/>
+      <w:bookmarkStart w:id="8" w:name="_Toc8"/>
       <w:r>
         <w:t xml:space="preserve">Activity</w:t>
       </w:r>
-      <w:bookmarkEnd w:id="30"/>
+      <w:r/>
+      <w:bookmarkEnd w:id="8"/>
       <w:r/>
       <w:r/>
     </w:p>
@@ -2858,7 +2820,7 @@
               <wp:inline xmlns:wp="http://schemas.openxmlformats.org/drawingml/2006/wordprocessingDrawing" distT="0" distB="0" distL="0" distR="0">
                 <wp:extent cx="6479540" cy="4274185"/>
                 <wp:effectExtent l="0" t="0" r="0" b="0"/>
-                <wp:docPr id="8" name="Picture 1"/>
+                <wp:docPr id="9" name="Picture 1"/>
                 <wp:cNvGraphicFramePr>
                   <a:graphicFrameLocks xmlns:a="http://schemas.openxmlformats.org/drawingml/2006/main" noChangeAspect="1"/>
                 </wp:cNvGraphicFramePr>
@@ -2873,7 +2835,7 @@
                         <pic:nvPr/>
                       </pic:nvPicPr>
                       <pic:blipFill>
-                        <a:blip r:embed="rId23"/>
+                        <a:blip r:embed="rId24"/>
                         <a:stretch/>
                       </pic:blipFill>
                       <pic:spPr bwMode="auto">
@@ -2912,8 +2874,8 @@
                 <v:path o:extrusionok="f" gradientshapeok="t" o:connecttype="rect"/>
                 <o:lock v:ext="edit" aspectratio="t"/>
               </v:shapetype>
-              <v:shape id="_x0000_i7" o:spid="_x0000_s7" type="#_x0000_t75" style="width:510.20pt;height:336.55pt;mso-wrap-distance-left:0.00pt;mso-wrap-distance-top:0.00pt;mso-wrap-distance-right:0.00pt;mso-wrap-distance-bottom:0.00pt;z-index:1;" stroked="false">
-                <v:imagedata r:id="rId23" o:title=""/>
+              <v:shape id="_x0000_i8" o:spid="_x0000_s8" type="#_x0000_t75" style="width:510.20pt;height:336.55pt;mso-wrap-distance-left:0.00pt;mso-wrap-distance-top:0.00pt;mso-wrap-distance-right:0.00pt;mso-wrap-distance-bottom:0.00pt;z-index:1;" stroked="false">
+                <v:imagedata r:id="rId24" o:title=""/>
                 <o:lock v:ext="edit" rotation="t"/>
               </v:shape>
             </w:pict>
@@ -2997,7 +2959,7 @@
               <wp:inline xmlns:wp="http://schemas.openxmlformats.org/drawingml/2006/wordprocessingDrawing" distT="0" distB="0" distL="0" distR="0">
                 <wp:extent cx="6479540" cy="1535430"/>
                 <wp:effectExtent l="0" t="0" r="0" b="7620"/>
-                <wp:docPr id="9" name="Picture 1"/>
+                <wp:docPr id="10" name="Picture 1"/>
                 <wp:cNvGraphicFramePr>
                   <a:graphicFrameLocks xmlns:a="http://schemas.openxmlformats.org/drawingml/2006/main" noChangeAspect="1"/>
                 </wp:cNvGraphicFramePr>
@@ -3012,7 +2974,7 @@
                         <pic:nvPr/>
                       </pic:nvPicPr>
                       <pic:blipFill>
-                        <a:blip r:embed="rId24"/>
+                        <a:blip r:embed="rId25"/>
                         <a:stretch/>
                       </pic:blipFill>
                       <pic:spPr bwMode="auto">
@@ -3051,8 +3013,8 @@
                 <v:path o:extrusionok="f" gradientshapeok="t" o:connecttype="rect"/>
                 <o:lock v:ext="edit" aspectratio="t"/>
               </v:shapetype>
-              <v:shape id="_x0000_i8" o:spid="_x0000_s8" type="#_x0000_t75" style="width:510.20pt;height:120.90pt;mso-wrap-distance-left:0.00pt;mso-wrap-distance-top:0.00pt;mso-wrap-distance-right:0.00pt;mso-wrap-distance-bottom:0.00pt;z-index:1;" stroked="false">
-                <v:imagedata r:id="rId24" o:title=""/>
+              <v:shape id="_x0000_i9" o:spid="_x0000_s9" type="#_x0000_t75" style="width:510.20pt;height:120.90pt;mso-wrap-distance-left:0.00pt;mso-wrap-distance-top:0.00pt;mso-wrap-distance-right:0.00pt;mso-wrap-distance-bottom:0.00pt;z-index:1;" stroked="false">
+                <v:imagedata r:id="rId25" o:title=""/>
                 <o:lock v:ext="edit" rotation="t"/>
               </v:shape>
             </w:pict>
@@ -3133,7 +3095,7 @@
               <wp:inline xmlns:wp="http://schemas.openxmlformats.org/drawingml/2006/wordprocessingDrawing" distT="0" distB="0" distL="0" distR="0">
                 <wp:extent cx="5962956" cy="2082907"/>
                 <wp:effectExtent l="0" t="0" r="0" b="0"/>
-                <wp:docPr id="10" name="Picture 1"/>
+                <wp:docPr id="11" name="Picture 1"/>
                 <wp:cNvGraphicFramePr>
                   <a:graphicFrameLocks xmlns:a="http://schemas.openxmlformats.org/drawingml/2006/main" noChangeAspect="1"/>
                 </wp:cNvGraphicFramePr>
@@ -3148,7 +3110,7 @@
                         <pic:nvPr/>
                       </pic:nvPicPr>
                       <pic:blipFill>
-                        <a:blip r:embed="rId25"/>
+                        <a:blip r:embed="rId26"/>
                         <a:stretch/>
                       </pic:blipFill>
                       <pic:spPr bwMode="auto">
@@ -3187,8 +3149,8 @@
                 <v:path o:extrusionok="f" gradientshapeok="t" o:connecttype="rect"/>
                 <o:lock v:ext="edit" aspectratio="t"/>
               </v:shapetype>
-              <v:shape id="_x0000_i9" o:spid="_x0000_s9" type="#_x0000_t75" style="width:469.52pt;height:164.01pt;mso-wrap-distance-left:0.00pt;mso-wrap-distance-top:0.00pt;mso-wrap-distance-right:0.00pt;mso-wrap-distance-bottom:0.00pt;z-index:1;" stroked="false">
-                <v:imagedata r:id="rId25" o:title=""/>
+              <v:shape id="_x0000_i10" o:spid="_x0000_s10" type="#_x0000_t75" style="width:469.52pt;height:164.01pt;mso-wrap-distance-left:0.00pt;mso-wrap-distance-top:0.00pt;mso-wrap-distance-right:0.00pt;mso-wrap-distance-bottom:0.00pt;z-index:1;" stroked="false">
+                <v:imagedata r:id="rId26" o:title=""/>
                 <o:lock v:ext="edit" rotation="t"/>
               </v:shape>
             </w:pict>
@@ -3238,7 +3200,7 @@
               <wp:inline xmlns:wp="http://schemas.openxmlformats.org/drawingml/2006/wordprocessingDrawing" distT="0" distB="0" distL="0" distR="0">
                 <wp:extent cx="5635797" cy="3520440"/>
                 <wp:effectExtent l="0" t="0" r="3175" b="3810"/>
-                <wp:docPr id="11" name="Picture 1"/>
+                <wp:docPr id="12" name="Picture 1"/>
                 <wp:cNvGraphicFramePr>
                   <a:graphicFrameLocks xmlns:a="http://schemas.openxmlformats.org/drawingml/2006/main" noChangeAspect="1"/>
                 </wp:cNvGraphicFramePr>
@@ -3253,7 +3215,7 @@
                         <pic:nvPr/>
                       </pic:nvPicPr>
                       <pic:blipFill>
-                        <a:blip r:embed="rId26"/>
+                        <a:blip r:embed="rId27"/>
                         <a:stretch/>
                       </pic:blipFill>
                       <pic:spPr bwMode="auto">
@@ -3292,8 +3254,8 @@
                 <v:path o:extrusionok="f" gradientshapeok="t" o:connecttype="rect"/>
                 <o:lock v:ext="edit" aspectratio="t"/>
               </v:shapetype>
-              <v:shape id="_x0000_i10" o:spid="_x0000_s10" type="#_x0000_t75" style="width:443.76pt;height:277.20pt;mso-wrap-distance-left:0.00pt;mso-wrap-distance-top:0.00pt;mso-wrap-distance-right:0.00pt;mso-wrap-distance-bottom:0.00pt;z-index:1;" stroked="false">
-                <v:imagedata r:id="rId26" o:title=""/>
+              <v:shape id="_x0000_i11" o:spid="_x0000_s11" type="#_x0000_t75" style="width:443.76pt;height:277.20pt;mso-wrap-distance-left:0.00pt;mso-wrap-distance-top:0.00pt;mso-wrap-distance-right:0.00pt;mso-wrap-distance-bottom:0.00pt;z-index:1;" stroked="false">
+                <v:imagedata r:id="rId27" o:title=""/>
                 <o:lock v:ext="edit" rotation="t"/>
               </v:shape>
             </w:pict>
@@ -3350,7 +3312,7 @@
               <wp:inline xmlns:wp="http://schemas.openxmlformats.org/drawingml/2006/wordprocessingDrawing" distT="0" distB="0" distL="0" distR="0">
                 <wp:extent cx="4503420" cy="2226112"/>
                 <wp:effectExtent l="0" t="0" r="0" b="3175"/>
-                <wp:docPr id="12" name="Picture 1"/>
+                <wp:docPr id="13" name="Picture 1"/>
                 <wp:cNvGraphicFramePr>
                   <a:graphicFrameLocks xmlns:a="http://schemas.openxmlformats.org/drawingml/2006/main" noChangeAspect="1"/>
                 </wp:cNvGraphicFramePr>
@@ -3365,7 +3327,7 @@
                         <pic:nvPr/>
                       </pic:nvPicPr>
                       <pic:blipFill>
-                        <a:blip r:embed="rId27"/>
+                        <a:blip r:embed="rId28"/>
                         <a:stretch/>
                       </pic:blipFill>
                       <pic:spPr bwMode="auto">
@@ -3404,8 +3366,8 @@
                 <v:path o:extrusionok="f" gradientshapeok="t" o:connecttype="rect"/>
                 <o:lock v:ext="edit" aspectratio="t"/>
               </v:shapetype>
-              <v:shape id="_x0000_i11" o:spid="_x0000_s11" type="#_x0000_t75" style="width:354.60pt;height:175.28pt;mso-wrap-distance-left:0.00pt;mso-wrap-distance-top:0.00pt;mso-wrap-distance-right:0.00pt;mso-wrap-distance-bottom:0.00pt;z-index:1;" stroked="false">
-                <v:imagedata r:id="rId27" o:title=""/>
+              <v:shape id="_x0000_i12" o:spid="_x0000_s12" type="#_x0000_t75" style="width:354.60pt;height:175.28pt;mso-wrap-distance-left:0.00pt;mso-wrap-distance-top:0.00pt;mso-wrap-distance-right:0.00pt;mso-wrap-distance-bottom:0.00pt;z-index:1;" stroked="false">
+                <v:imagedata r:id="rId28" o:title=""/>
                 <o:lock v:ext="edit" rotation="t"/>
               </v:shape>
             </w:pict>
@@ -3438,7 +3400,7 @@
         </w:rPr>
       </w:pPr>
       <w:r/>
-      <w:bookmarkStart w:id="31" w:name="_Toc220063308"/>
+      <w:bookmarkStart w:id="9" w:name="_Toc9"/>
       <w:r>
         <w:t xml:space="preserve">Quick Lab 4 </w:t>
       </w:r>
@@ -3461,7 +3423,8 @@
         </w:rPr>
         <w:t xml:space="preserve">Redux</w:t>
       </w:r>
-      <w:bookmarkEnd w:id="31"/>
+      <w:r/>
+      <w:bookmarkEnd w:id="9"/>
       <w:r/>
       <w:r>
         <w:rPr>
@@ -3479,11 +3442,12 @@
         <w:rPr/>
       </w:pPr>
       <w:r/>
-      <w:bookmarkStart w:id="32" w:name="_Toc220063309"/>
+      <w:bookmarkStart w:id="10" w:name="_Toc10"/>
       <w:r>
         <w:t xml:space="preserve">Objectives</w:t>
       </w:r>
-      <w:bookmarkEnd w:id="32"/>
+      <w:r/>
+      <w:bookmarkEnd w:id="10"/>
       <w:r/>
       <w:r/>
     </w:p>
@@ -3513,11 +3477,12 @@
         <w:rPr/>
       </w:pPr>
       <w:r/>
-      <w:bookmarkStart w:id="33" w:name="_Toc220063310"/>
+      <w:bookmarkStart w:id="11" w:name="_Toc11"/>
       <w:r>
         <w:t xml:space="preserve">Activity</w:t>
       </w:r>
-      <w:bookmarkEnd w:id="33"/>
+      <w:r/>
+      <w:bookmarkEnd w:id="11"/>
       <w:r/>
       <w:r/>
     </w:p>
@@ -3694,7 +3659,7 @@
               <wp:inline xmlns:wp="http://schemas.openxmlformats.org/drawingml/2006/wordprocessingDrawing" distT="0" distB="0" distL="0" distR="0">
                 <wp:extent cx="5006340" cy="2237742"/>
                 <wp:effectExtent l="0" t="0" r="3810" b="0"/>
-                <wp:docPr id="13" name="Picture 1"/>
+                <wp:docPr id="14" name="Picture 1"/>
                 <wp:cNvGraphicFramePr>
                   <a:graphicFrameLocks xmlns:a="http://schemas.openxmlformats.org/drawingml/2006/main" noChangeAspect="1"/>
                 </wp:cNvGraphicFramePr>
@@ -3709,7 +3674,7 @@
                         <pic:nvPr/>
                       </pic:nvPicPr>
                       <pic:blipFill>
-                        <a:blip r:embed="rId28"/>
+                        <a:blip r:embed="rId29"/>
                         <a:stretch/>
                       </pic:blipFill>
                       <pic:spPr bwMode="auto">
@@ -3748,8 +3713,8 @@
                 <v:path o:extrusionok="f" gradientshapeok="t" o:connecttype="rect"/>
                 <o:lock v:ext="edit" aspectratio="t"/>
               </v:shapetype>
-              <v:shape id="_x0000_i12" o:spid="_x0000_s12" type="#_x0000_t75" style="width:394.20pt;height:176.20pt;mso-wrap-distance-left:0.00pt;mso-wrap-distance-top:0.00pt;mso-wrap-distance-right:0.00pt;mso-wrap-distance-bottom:0.00pt;z-index:1;" stroked="false">
-                <v:imagedata r:id="rId28" o:title=""/>
+              <v:shape id="_x0000_i13" o:spid="_x0000_s13" type="#_x0000_t75" style="width:394.20pt;height:176.20pt;mso-wrap-distance-left:0.00pt;mso-wrap-distance-top:0.00pt;mso-wrap-distance-right:0.00pt;mso-wrap-distance-bottom:0.00pt;z-index:1;" stroked="false">
+                <v:imagedata r:id="rId29" o:title=""/>
                 <o:lock v:ext="edit" rotation="t"/>
               </v:shape>
             </w:pict>
@@ -3847,7 +3812,7 @@
               <wp:inline xmlns:wp="http://schemas.openxmlformats.org/drawingml/2006/wordprocessingDrawing" distT="0" distB="0" distL="0" distR="0">
                 <wp:extent cx="5006340" cy="3183668"/>
                 <wp:effectExtent l="0" t="0" r="3810" b="0"/>
-                <wp:docPr id="14" name="Picture 1"/>
+                <wp:docPr id="15" name="Picture 1"/>
                 <wp:cNvGraphicFramePr>
                   <a:graphicFrameLocks xmlns:a="http://schemas.openxmlformats.org/drawingml/2006/main" noChangeAspect="1"/>
                 </wp:cNvGraphicFramePr>
@@ -3862,7 +3827,7 @@
                         <pic:nvPr/>
                       </pic:nvPicPr>
                       <pic:blipFill>
-                        <a:blip r:embed="rId29"/>
+                        <a:blip r:embed="rId30"/>
                         <a:stretch/>
                       </pic:blipFill>
                       <pic:spPr bwMode="auto">
@@ -3901,8 +3866,8 @@
                 <v:path o:extrusionok="f" gradientshapeok="t" o:connecttype="rect"/>
                 <o:lock v:ext="edit" aspectratio="t"/>
               </v:shapetype>
-              <v:shape id="_x0000_i13" o:spid="_x0000_s13" type="#_x0000_t75" style="width:394.20pt;height:250.68pt;mso-wrap-distance-left:0.00pt;mso-wrap-distance-top:0.00pt;mso-wrap-distance-right:0.00pt;mso-wrap-distance-bottom:0.00pt;z-index:1;" stroked="false">
-                <v:imagedata r:id="rId29" o:title=""/>
+              <v:shape id="_x0000_i14" o:spid="_x0000_s14" type="#_x0000_t75" style="width:394.20pt;height:250.68pt;mso-wrap-distance-left:0.00pt;mso-wrap-distance-top:0.00pt;mso-wrap-distance-right:0.00pt;mso-wrap-distance-bottom:0.00pt;z-index:1;" stroked="false">
+                <v:imagedata r:id="rId30" o:title=""/>
                 <o:lock v:ext="edit" rotation="t"/>
               </v:shape>
             </w:pict>
@@ -3961,7 +3926,7 @@
               <wp:inline xmlns:wp="http://schemas.openxmlformats.org/drawingml/2006/wordprocessingDrawing" distT="0" distB="0" distL="0" distR="0">
                 <wp:extent cx="5006340" cy="551953"/>
                 <wp:effectExtent l="0" t="0" r="3810" b="635"/>
-                <wp:docPr id="15" name="Picture 1"/>
+                <wp:docPr id="16" name="Picture 1"/>
                 <wp:cNvGraphicFramePr>
                   <a:graphicFrameLocks xmlns:a="http://schemas.openxmlformats.org/drawingml/2006/main" noChangeAspect="1"/>
                 </wp:cNvGraphicFramePr>
@@ -3976,7 +3941,7 @@
                         <pic:nvPr/>
                       </pic:nvPicPr>
                       <pic:blipFill>
-                        <a:blip r:embed="rId30"/>
+                        <a:blip r:embed="rId31"/>
                         <a:stretch/>
                       </pic:blipFill>
                       <pic:spPr bwMode="auto">
@@ -4015,8 +3980,8 @@
                 <v:path o:extrusionok="f" gradientshapeok="t" o:connecttype="rect"/>
                 <o:lock v:ext="edit" aspectratio="t"/>
               </v:shapetype>
-              <v:shape id="_x0000_i14" o:spid="_x0000_s14" type="#_x0000_t75" style="width:394.20pt;height:43.46pt;mso-wrap-distance-left:0.00pt;mso-wrap-distance-top:0.00pt;mso-wrap-distance-right:0.00pt;mso-wrap-distance-bottom:0.00pt;z-index:1;" stroked="false">
-                <v:imagedata r:id="rId30" o:title=""/>
+              <v:shape id="_x0000_i15" o:spid="_x0000_s15" type="#_x0000_t75" style="width:394.20pt;height:43.46pt;mso-wrap-distance-left:0.00pt;mso-wrap-distance-top:0.00pt;mso-wrap-distance-right:0.00pt;mso-wrap-distance-bottom:0.00pt;z-index:1;" stroked="false">
+                <v:imagedata r:id="rId31" o:title=""/>
                 <o:lock v:ext="edit" rotation="t"/>
               </v:shape>
             </w:pict>
@@ -4065,7 +4030,7 @@
               <wp:inline xmlns:wp="http://schemas.openxmlformats.org/drawingml/2006/wordprocessingDrawing" distT="0" distB="0" distL="0" distR="0">
                 <wp:extent cx="4910081" cy="1623060"/>
                 <wp:effectExtent l="0" t="0" r="5080" b="0"/>
-                <wp:docPr id="16" name="Picture 1"/>
+                <wp:docPr id="17" name="Picture 1"/>
                 <wp:cNvGraphicFramePr>
                   <a:graphicFrameLocks xmlns:a="http://schemas.openxmlformats.org/drawingml/2006/main" noChangeAspect="1"/>
                 </wp:cNvGraphicFramePr>
@@ -4080,7 +4045,7 @@
                         <pic:nvPr/>
                       </pic:nvPicPr>
                       <pic:blipFill>
-                        <a:blip r:embed="rId31"/>
+                        <a:blip r:embed="rId32"/>
                         <a:stretch/>
                       </pic:blipFill>
                       <pic:spPr bwMode="auto">
@@ -4119,8 +4084,8 @@
                 <v:path o:extrusionok="f" gradientshapeok="t" o:connecttype="rect"/>
                 <o:lock v:ext="edit" aspectratio="t"/>
               </v:shapetype>
-              <v:shape id="_x0000_i15" o:spid="_x0000_s15" type="#_x0000_t75" style="width:386.62pt;height:127.80pt;mso-wrap-distance-left:0.00pt;mso-wrap-distance-top:0.00pt;mso-wrap-distance-right:0.00pt;mso-wrap-distance-bottom:0.00pt;z-index:1;" stroked="false">
-                <v:imagedata r:id="rId31" o:title=""/>
+              <v:shape id="_x0000_i16" o:spid="_x0000_s16" type="#_x0000_t75" style="width:386.62pt;height:127.80pt;mso-wrap-distance-left:0.00pt;mso-wrap-distance-top:0.00pt;mso-wrap-distance-right:0.00pt;mso-wrap-distance-bottom:0.00pt;z-index:1;" stroked="false">
+                <v:imagedata r:id="rId32" o:title=""/>
                 <o:lock v:ext="edit" rotation="t"/>
               </v:shape>
             </w:pict>
@@ -4225,7 +4190,7 @@
               <wp:inline xmlns:wp="http://schemas.openxmlformats.org/drawingml/2006/wordprocessingDrawing" distT="0" distB="0" distL="0" distR="0">
                 <wp:extent cx="5217193" cy="1737360"/>
                 <wp:effectExtent l="0" t="0" r="2540" b="0"/>
-                <wp:docPr id="17" name="Picture 1"/>
+                <wp:docPr id="18" name="Picture 1"/>
                 <wp:cNvGraphicFramePr>
                   <a:graphicFrameLocks xmlns:a="http://schemas.openxmlformats.org/drawingml/2006/main" noChangeAspect="1"/>
                 </wp:cNvGraphicFramePr>
@@ -4240,7 +4205,7 @@
                         <pic:nvPr/>
                       </pic:nvPicPr>
                       <pic:blipFill>
-                        <a:blip r:embed="rId32"/>
+                        <a:blip r:embed="rId33"/>
                         <a:stretch/>
                       </pic:blipFill>
                       <pic:spPr bwMode="auto">
@@ -4279,8 +4244,8 @@
                 <v:path o:extrusionok="f" gradientshapeok="t" o:connecttype="rect"/>
                 <o:lock v:ext="edit" aspectratio="t"/>
               </v:shapetype>
-              <v:shape id="_x0000_i16" o:spid="_x0000_s16" type="#_x0000_t75" style="width:410.80pt;height:136.80pt;mso-wrap-distance-left:0.00pt;mso-wrap-distance-top:0.00pt;mso-wrap-distance-right:0.00pt;mso-wrap-distance-bottom:0.00pt;z-index:1;" stroked="false">
-                <v:imagedata r:id="rId32" o:title=""/>
+              <v:shape id="_x0000_i17" o:spid="_x0000_s17" type="#_x0000_t75" style="width:410.80pt;height:136.80pt;mso-wrap-distance-left:0.00pt;mso-wrap-distance-top:0.00pt;mso-wrap-distance-right:0.00pt;mso-wrap-distance-bottom:0.00pt;z-index:1;" stroked="false">
+                <v:imagedata r:id="rId33" o:title=""/>
                 <o:lock v:ext="edit" rotation="t"/>
               </v:shape>
             </w:pict>
@@ -4363,7 +4328,7 @@
               <wp:inline xmlns:wp="http://schemas.openxmlformats.org/drawingml/2006/wordprocessingDrawing" distT="0" distB="0" distL="0" distR="0">
                 <wp:extent cx="5227320" cy="840654"/>
                 <wp:effectExtent l="0" t="0" r="0" b="0"/>
-                <wp:docPr id="18" name="Picture 1"/>
+                <wp:docPr id="19" name="Picture 1"/>
                 <wp:cNvGraphicFramePr>
                   <a:graphicFrameLocks xmlns:a="http://schemas.openxmlformats.org/drawingml/2006/main" noChangeAspect="1"/>
                 </wp:cNvGraphicFramePr>
@@ -4378,7 +4343,7 @@
                         <pic:nvPr/>
                       </pic:nvPicPr>
                       <pic:blipFill>
-                        <a:blip r:embed="rId33"/>
+                        <a:blip r:embed="rId34"/>
                         <a:stretch/>
                       </pic:blipFill>
                       <pic:spPr bwMode="auto">
@@ -4417,8 +4382,8 @@
                 <v:path o:extrusionok="f" gradientshapeok="t" o:connecttype="rect"/>
                 <o:lock v:ext="edit" aspectratio="t"/>
               </v:shapetype>
-              <v:shape id="_x0000_i17" o:spid="_x0000_s17" type="#_x0000_t75" style="width:411.60pt;height:66.19pt;mso-wrap-distance-left:0.00pt;mso-wrap-distance-top:0.00pt;mso-wrap-distance-right:0.00pt;mso-wrap-distance-bottom:0.00pt;z-index:1;" stroked="false">
-                <v:imagedata r:id="rId33" o:title=""/>
+              <v:shape id="_x0000_i18" o:spid="_x0000_s18" type="#_x0000_t75" style="width:411.60pt;height:66.19pt;mso-wrap-distance-left:0.00pt;mso-wrap-distance-top:0.00pt;mso-wrap-distance-right:0.00pt;mso-wrap-distance-bottom:0.00pt;z-index:1;" stroked="false">
+                <v:imagedata r:id="rId34" o:title=""/>
                 <o:lock v:ext="edit" rotation="t"/>
               </v:shape>
             </w:pict>
@@ -4469,7 +4434,7 @@
               <wp:inline xmlns:wp="http://schemas.openxmlformats.org/drawingml/2006/wordprocessingDrawing" distT="0" distB="0" distL="0" distR="0">
                 <wp:extent cx="5217160" cy="915670"/>
                 <wp:effectExtent l="0" t="0" r="2540" b="0"/>
-                <wp:docPr id="19" name="Picture 1"/>
+                <wp:docPr id="20" name="Picture 1"/>
                 <wp:cNvGraphicFramePr>
                   <a:graphicFrameLocks xmlns:a="http://schemas.openxmlformats.org/drawingml/2006/main" noChangeAspect="1"/>
                 </wp:cNvGraphicFramePr>
@@ -4484,7 +4449,7 @@
                         <pic:nvPr/>
                       </pic:nvPicPr>
                       <pic:blipFill>
-                        <a:blip r:embed="rId34"/>
+                        <a:blip r:embed="rId35"/>
                         <a:stretch/>
                       </pic:blipFill>
                       <pic:spPr bwMode="auto">
@@ -4523,8 +4488,8 @@
                 <v:path o:extrusionok="f" gradientshapeok="t" o:connecttype="rect"/>
                 <o:lock v:ext="edit" aspectratio="t"/>
               </v:shapetype>
-              <v:shape id="_x0000_i18" o:spid="_x0000_s18" type="#_x0000_t75" style="width:410.80pt;height:72.10pt;mso-wrap-distance-left:0.00pt;mso-wrap-distance-top:0.00pt;mso-wrap-distance-right:0.00pt;mso-wrap-distance-bottom:0.00pt;z-index:1;" stroked="false">
-                <v:imagedata r:id="rId34" o:title=""/>
+              <v:shape id="_x0000_i19" o:spid="_x0000_s19" type="#_x0000_t75" style="width:410.80pt;height:72.10pt;mso-wrap-distance-left:0.00pt;mso-wrap-distance-top:0.00pt;mso-wrap-distance-right:0.00pt;mso-wrap-distance-bottom:0.00pt;z-index:1;" stroked="false">
+                <v:imagedata r:id="rId35" o:title=""/>
                 <o:lock v:ext="edit" rotation="t"/>
               </v:shape>
             </w:pict>
@@ -4609,7 +4574,7 @@
               <wp:inline xmlns:wp="http://schemas.openxmlformats.org/drawingml/2006/wordprocessingDrawing" distT="0" distB="0" distL="0" distR="0">
                 <wp:extent cx="5217160" cy="1806884"/>
                 <wp:effectExtent l="0" t="0" r="2540" b="3175"/>
-                <wp:docPr id="20" name="Picture 1"/>
+                <wp:docPr id="21" name="Picture 1"/>
                 <wp:cNvGraphicFramePr>
                   <a:graphicFrameLocks xmlns:a="http://schemas.openxmlformats.org/drawingml/2006/main" noChangeAspect="1"/>
                 </wp:cNvGraphicFramePr>
@@ -4624,7 +4589,7 @@
                         <pic:nvPr/>
                       </pic:nvPicPr>
                       <pic:blipFill>
-                        <a:blip r:embed="rId35"/>
+                        <a:blip r:embed="rId36"/>
                         <a:stretch/>
                       </pic:blipFill>
                       <pic:spPr bwMode="auto">
@@ -4663,8 +4628,8 @@
                 <v:path o:extrusionok="f" gradientshapeok="t" o:connecttype="rect"/>
                 <o:lock v:ext="edit" aspectratio="t"/>
               </v:shapetype>
-              <v:shape id="_x0000_i19" o:spid="_x0000_s19" type="#_x0000_t75" style="width:410.80pt;height:142.27pt;mso-wrap-distance-left:0.00pt;mso-wrap-distance-top:0.00pt;mso-wrap-distance-right:0.00pt;mso-wrap-distance-bottom:0.00pt;z-index:1;" stroked="false">
-                <v:imagedata r:id="rId35" o:title=""/>
+              <v:shape id="_x0000_i20" o:spid="_x0000_s20" type="#_x0000_t75" style="width:410.80pt;height:142.27pt;mso-wrap-distance-left:0.00pt;mso-wrap-distance-top:0.00pt;mso-wrap-distance-right:0.00pt;mso-wrap-distance-bottom:0.00pt;z-index:1;" stroked="false">
+                <v:imagedata r:id="rId36" o:title=""/>
                 <o:lock v:ext="edit" rotation="t"/>
               </v:shape>
             </w:pict>
@@ -4713,7 +4678,7 @@
               <wp:inline xmlns:wp="http://schemas.openxmlformats.org/drawingml/2006/wordprocessingDrawing" distT="0" distB="0" distL="0" distR="0">
                 <wp:extent cx="4960620" cy="856587"/>
                 <wp:effectExtent l="0" t="0" r="0" b="1270"/>
-                <wp:docPr id="21" name="Picture 1"/>
+                <wp:docPr id="22" name="Picture 1"/>
                 <wp:cNvGraphicFramePr>
                   <a:graphicFrameLocks xmlns:a="http://schemas.openxmlformats.org/drawingml/2006/main" noChangeAspect="1"/>
                 </wp:cNvGraphicFramePr>
@@ -4728,7 +4693,7 @@
                         <pic:nvPr/>
                       </pic:nvPicPr>
                       <pic:blipFill>
-                        <a:blip r:embed="rId36"/>
+                        <a:blip r:embed="rId37"/>
                         <a:stretch/>
                       </pic:blipFill>
                       <pic:spPr bwMode="auto">
@@ -4767,8 +4732,8 @@
                 <v:path o:extrusionok="f" gradientshapeok="t" o:connecttype="rect"/>
                 <o:lock v:ext="edit" aspectratio="t"/>
               </v:shapetype>
-              <v:shape id="_x0000_i20" o:spid="_x0000_s20" type="#_x0000_t75" style="width:390.60pt;height:67.45pt;mso-wrap-distance-left:0.00pt;mso-wrap-distance-top:0.00pt;mso-wrap-distance-right:0.00pt;mso-wrap-distance-bottom:0.00pt;z-index:1;" stroked="false">
-                <v:imagedata r:id="rId36" o:title=""/>
+              <v:shape id="_x0000_i21" o:spid="_x0000_s21" type="#_x0000_t75" style="width:390.60pt;height:67.45pt;mso-wrap-distance-left:0.00pt;mso-wrap-distance-top:0.00pt;mso-wrap-distance-right:0.00pt;mso-wrap-distance-bottom:0.00pt;z-index:1;" stroked="false">
+                <v:imagedata r:id="rId37" o:title=""/>
                 <o:lock v:ext="edit" rotation="t"/>
               </v:shape>
             </w:pict>
@@ -4831,7 +4796,7 @@
               <wp:inline xmlns:wp="http://schemas.openxmlformats.org/drawingml/2006/wordprocessingDrawing" distT="0" distB="0" distL="0" distR="0">
                 <wp:extent cx="4960620" cy="1921730"/>
                 <wp:effectExtent l="0" t="0" r="0" b="2540"/>
-                <wp:docPr id="22" name="Picture 1"/>
+                <wp:docPr id="23" name="Picture 1"/>
                 <wp:cNvGraphicFramePr>
                   <a:graphicFrameLocks xmlns:a="http://schemas.openxmlformats.org/drawingml/2006/main" noChangeAspect="1"/>
                 </wp:cNvGraphicFramePr>
@@ -4846,7 +4811,7 @@
                         <pic:nvPr/>
                       </pic:nvPicPr>
                       <pic:blipFill>
-                        <a:blip r:embed="rId37"/>
+                        <a:blip r:embed="rId38"/>
                         <a:stretch/>
                       </pic:blipFill>
                       <pic:spPr bwMode="auto">
@@ -4885,8 +4850,8 @@
                 <v:path o:extrusionok="f" gradientshapeok="t" o:connecttype="rect"/>
                 <o:lock v:ext="edit" aspectratio="t"/>
               </v:shapetype>
-              <v:shape id="_x0000_i21" o:spid="_x0000_s21" type="#_x0000_t75" style="width:390.60pt;height:151.32pt;mso-wrap-distance-left:0.00pt;mso-wrap-distance-top:0.00pt;mso-wrap-distance-right:0.00pt;mso-wrap-distance-bottom:0.00pt;z-index:1;" stroked="false">
-                <v:imagedata r:id="rId37" o:title=""/>
+              <v:shape id="_x0000_i22" o:spid="_x0000_s22" type="#_x0000_t75" style="width:390.60pt;height:151.32pt;mso-wrap-distance-left:0.00pt;mso-wrap-distance-top:0.00pt;mso-wrap-distance-right:0.00pt;mso-wrap-distance-bottom:0.00pt;z-index:1;" stroked="false">
+                <v:imagedata r:id="rId38" o:title=""/>
                 <o:lock v:ext="edit" rotation="t"/>
               </v:shape>
             </w:pict>
@@ -4983,7 +4948,7 @@
               <wp:inline xmlns:wp="http://schemas.openxmlformats.org/drawingml/2006/wordprocessingDrawing" distT="0" distB="0" distL="0" distR="0">
                 <wp:extent cx="4936792" cy="2225040"/>
                 <wp:effectExtent l="0" t="0" r="0" b="3810"/>
-                <wp:docPr id="23" name="Picture 1"/>
+                <wp:docPr id="24" name="Picture 1"/>
                 <wp:cNvGraphicFramePr>
                   <a:graphicFrameLocks xmlns:a="http://schemas.openxmlformats.org/drawingml/2006/main" noChangeAspect="1"/>
                 </wp:cNvGraphicFramePr>
@@ -4998,7 +4963,7 @@
                         <pic:nvPr/>
                       </pic:nvPicPr>
                       <pic:blipFill>
-                        <a:blip r:embed="rId38"/>
+                        <a:blip r:embed="rId39"/>
                         <a:stretch/>
                       </pic:blipFill>
                       <pic:spPr bwMode="auto">
@@ -5037,8 +5002,8 @@
                 <v:path o:extrusionok="f" gradientshapeok="t" o:connecttype="rect"/>
                 <o:lock v:ext="edit" aspectratio="t"/>
               </v:shapetype>
-              <v:shape id="_x0000_i22" o:spid="_x0000_s22" type="#_x0000_t75" style="width:388.72pt;height:175.20pt;mso-wrap-distance-left:0.00pt;mso-wrap-distance-top:0.00pt;mso-wrap-distance-right:0.00pt;mso-wrap-distance-bottom:0.00pt;z-index:1;" stroked="false">
-                <v:imagedata r:id="rId38" o:title=""/>
+              <v:shape id="_x0000_i23" o:spid="_x0000_s23" type="#_x0000_t75" style="width:388.72pt;height:175.20pt;mso-wrap-distance-left:0.00pt;mso-wrap-distance-top:0.00pt;mso-wrap-distance-right:0.00pt;mso-wrap-distance-bottom:0.00pt;z-index:1;" stroked="false">
+                <v:imagedata r:id="rId39" o:title=""/>
                 <o:lock v:ext="edit" rotation="t"/>
               </v:shape>
             </w:pict>
@@ -5185,7 +5150,7 @@
               <wp:inline xmlns:wp="http://schemas.openxmlformats.org/drawingml/2006/wordprocessingDrawing" distT="0" distB="0" distL="0" distR="0">
                 <wp:extent cx="6479540" cy="1854200"/>
                 <wp:effectExtent l="0" t="0" r="0" b="0"/>
-                <wp:docPr id="24" name="Picture 1"/>
+                <wp:docPr id="25" name="Picture 1"/>
                 <wp:cNvGraphicFramePr>
                   <a:graphicFrameLocks xmlns:a="http://schemas.openxmlformats.org/drawingml/2006/main" noChangeAspect="1"/>
                 </wp:cNvGraphicFramePr>
@@ -5200,7 +5165,7 @@
                         <pic:nvPr/>
                       </pic:nvPicPr>
                       <pic:blipFill>
-                        <a:blip r:embed="rId39"/>
+                        <a:blip r:embed="rId40"/>
                         <a:stretch/>
                       </pic:blipFill>
                       <pic:spPr bwMode="auto">
@@ -5239,8 +5204,8 @@
                 <v:path o:extrusionok="f" gradientshapeok="t" o:connecttype="rect"/>
                 <o:lock v:ext="edit" aspectratio="t"/>
               </v:shapetype>
-              <v:shape id="_x0000_i23" o:spid="_x0000_s23" type="#_x0000_t75" style="width:510.20pt;height:146.00pt;mso-wrap-distance-left:0.00pt;mso-wrap-distance-top:0.00pt;mso-wrap-distance-right:0.00pt;mso-wrap-distance-bottom:0.00pt;z-index:1;" stroked="false">
-                <v:imagedata r:id="rId39" o:title=""/>
+              <v:shape id="_x0000_i24" o:spid="_x0000_s24" type="#_x0000_t75" style="width:510.20pt;height:146.00pt;mso-wrap-distance-left:0.00pt;mso-wrap-distance-top:0.00pt;mso-wrap-distance-right:0.00pt;mso-wrap-distance-bottom:0.00pt;z-index:1;" stroked="false">
+                <v:imagedata r:id="rId40" o:title=""/>
                 <o:lock v:ext="edit" rotation="t"/>
               </v:shape>
             </w:pict>
@@ -5454,7 +5419,7 @@
                 <wp:extent cx="7566424" cy="10694724"/>
                 <wp:effectExtent l="0" t="0" r="0" b="0"/>
                 <wp:wrapNone/>
-                <wp:docPr id="25" name="Picture 5"/>
+                <wp:docPr id="26" name="Picture 5"/>
                 <wp:cNvGraphicFramePr>
                   <a:graphicFrameLocks xmlns:a="http://schemas.openxmlformats.org/drawingml/2006/main" noChangeAspect="1"/>
                 </wp:cNvGraphicFramePr>
@@ -5469,7 +5434,7 @@
                         <pic:nvPr/>
                       </pic:nvPicPr>
                       <pic:blipFill>
-                        <a:blip r:embed="rId40"/>
+                        <a:blip r:embed="rId41"/>
                         <a:stretch/>
                       </pic:blipFill>
                       <pic:spPr bwMode="auto">
@@ -5514,8 +5479,8 @@
                 <v:path o:extrusionok="f" gradientshapeok="t" o:connecttype="rect"/>
                 <o:lock v:ext="edit" aspectratio="t"/>
               </v:shapetype>
-              <v:shape id="_x0000_i24" o:spid="_x0000_s24" type="#_x0000_t75" style="position:absolute;z-index:251658244;o:allowoverlap:true;o:allowincell:true;mso-position-horizontal-relative:page;margin-left:-2.15pt;mso-position-horizontal:absolute;mso-position-vertical-relative:page;mso-position-vertical:bottom;width:595.78pt;height:842.10pt;mso-wrap-distance-left:9.00pt;mso-wrap-distance-top:0.00pt;mso-wrap-distance-right:9.00pt;mso-wrap-distance-bottom:0.00pt;z-index:1;" stroked="false">
-                <v:imagedata r:id="rId40" o:title=""/>
+              <v:shape id="_x0000_i25" o:spid="_x0000_s25" type="#_x0000_t75" style="position:absolute;z-index:251658244;o:allowoverlap:true;o:allowincell:true;mso-position-horizontal-relative:page;margin-left:-2.15pt;mso-position-horizontal:absolute;mso-position-vertical-relative:page;mso-position-vertical:bottom;width:595.78pt;height:842.10pt;mso-wrap-distance-left:9.00pt;mso-wrap-distance-top:0.00pt;mso-wrap-distance-right:9.00pt;mso-wrap-distance-bottom:0.00pt;z-index:1;" stroked="false">
+                <v:imagedata r:id="rId41" o:title=""/>
                 <o:lock v:ext="edit" rotation="t"/>
               </v:shape>
             </w:pict>
@@ -8836,6 +8801,402 @@
       <w:rPr>
         <w:rFonts w:hint="default"/>
       </w:rPr>
+      <w:start w:val="1"/>
+      <w:suff w:val="tab"/>
+    </w:lvl>
+  </w:abstractNum>
+  <w:abstractNum w:abstractNumId="18">
+    <w:lvl w:ilvl="0">
+      <w:isLgl w:val="false"/>
+      <w:lvlJc w:val="left"/>
+      <w:lvlText w:val="%1."/>
+      <w:numFmt w:val="decimal"/>
+      <w:pPr>
+        <w:pBdr/>
+        <w:spacing/>
+        <w:ind w:hanging="284" w:left="851"/>
+      </w:pPr>
+      <w:rPr>
+        <w:rFonts w:hint="default"/>
+      </w:rPr>
+      <w:start w:val="1"/>
+      <w:suff w:val="space"/>
+    </w:lvl>
+    <w:lvl w:ilvl="1">
+      <w:isLgl w:val="false"/>
+      <w:lvlJc w:val="left"/>
+      <w:lvlText w:val="%2)"/>
+      <w:numFmt w:val="lowerLetter"/>
+      <w:pPr>
+        <w:pBdr/>
+        <w:spacing/>
+        <w:ind w:hanging="576" w:left="1656"/>
+      </w:pPr>
+      <w:rPr>
+        <w:rFonts w:hint="default"/>
+      </w:rPr>
+      <w:start w:val="1"/>
+      <w:suff w:val="tab"/>
+    </w:lvl>
+    <w:lvl w:ilvl="2">
+      <w:isLgl w:val="false"/>
+      <w:lvlJc w:val="right"/>
+      <w:lvlText w:val="%3."/>
+      <w:numFmt w:val="lowerRoman"/>
+      <w:pPr>
+        <w:pBdr/>
+        <w:spacing/>
+        <w:ind w:hanging="180" w:left="2160"/>
+      </w:pPr>
+      <w:rPr/>
+      <w:start w:val="1"/>
+      <w:suff w:val="tab"/>
+    </w:lvl>
+    <w:lvl w:ilvl="3">
+      <w:isLgl w:val="false"/>
+      <w:lvlJc w:val="left"/>
+      <w:lvlText w:val="%4."/>
+      <w:numFmt w:val="decimal"/>
+      <w:pPr>
+        <w:pBdr/>
+        <w:spacing/>
+        <w:ind w:hanging="360" w:left="2880"/>
+      </w:pPr>
+      <w:rPr/>
+      <w:start w:val="1"/>
+      <w:suff w:val="tab"/>
+    </w:lvl>
+    <w:lvl w:ilvl="4">
+      <w:isLgl w:val="false"/>
+      <w:lvlJc w:val="left"/>
+      <w:lvlText w:val="%5."/>
+      <w:numFmt w:val="lowerLetter"/>
+      <w:pPr>
+        <w:pBdr/>
+        <w:spacing/>
+        <w:ind w:hanging="360" w:left="3600"/>
+      </w:pPr>
+      <w:rPr/>
+      <w:start w:val="1"/>
+      <w:suff w:val="tab"/>
+    </w:lvl>
+    <w:lvl w:ilvl="5">
+      <w:isLgl w:val="false"/>
+      <w:lvlJc w:val="right"/>
+      <w:lvlText w:val="%6."/>
+      <w:numFmt w:val="lowerRoman"/>
+      <w:pPr>
+        <w:pBdr/>
+        <w:spacing/>
+        <w:ind w:hanging="180" w:left="4320"/>
+      </w:pPr>
+      <w:rPr/>
+      <w:start w:val="1"/>
+      <w:suff w:val="tab"/>
+    </w:lvl>
+    <w:lvl w:ilvl="6">
+      <w:isLgl w:val="false"/>
+      <w:lvlJc w:val="left"/>
+      <w:lvlText w:val="%7."/>
+      <w:numFmt w:val="decimal"/>
+      <w:pPr>
+        <w:pBdr/>
+        <w:spacing/>
+        <w:ind w:hanging="360" w:left="5040"/>
+      </w:pPr>
+      <w:rPr/>
+      <w:start w:val="1"/>
+      <w:suff w:val="tab"/>
+    </w:lvl>
+    <w:lvl w:ilvl="7">
+      <w:isLgl w:val="false"/>
+      <w:lvlJc w:val="left"/>
+      <w:lvlText w:val="%8."/>
+      <w:numFmt w:val="lowerLetter"/>
+      <w:pPr>
+        <w:pBdr/>
+        <w:spacing/>
+        <w:ind w:hanging="360" w:left="5760"/>
+      </w:pPr>
+      <w:rPr/>
+      <w:start w:val="1"/>
+      <w:suff w:val="tab"/>
+    </w:lvl>
+    <w:lvl w:ilvl="8">
+      <w:isLgl w:val="false"/>
+      <w:lvlJc w:val="right"/>
+      <w:lvlText w:val="%9."/>
+      <w:numFmt w:val="lowerRoman"/>
+      <w:pPr>
+        <w:pBdr/>
+        <w:spacing/>
+        <w:ind w:hanging="180" w:left="6480"/>
+      </w:pPr>
+      <w:rPr/>
+      <w:start w:val="1"/>
+      <w:suff w:val="tab"/>
+    </w:lvl>
+  </w:abstractNum>
+  <w:abstractNum w:abstractNumId="19">
+    <w:lvl w:ilvl="0">
+      <w:isLgl w:val="false"/>
+      <w:lvlJc w:val="left"/>
+      <w:lvlText w:val="%1."/>
+      <w:numFmt w:val="decimal"/>
+      <w:pPr>
+        <w:pBdr/>
+        <w:spacing/>
+        <w:ind w:hanging="284" w:left="851"/>
+      </w:pPr>
+      <w:rPr>
+        <w:rFonts w:hint="default"/>
+      </w:rPr>
+      <w:start w:val="1"/>
+      <w:suff w:val="space"/>
+    </w:lvl>
+    <w:lvl w:ilvl="1">
+      <w:isLgl w:val="false"/>
+      <w:lvlJc w:val="left"/>
+      <w:lvlText w:val="%2)"/>
+      <w:numFmt w:val="lowerLetter"/>
+      <w:pPr>
+        <w:pBdr/>
+        <w:spacing/>
+        <w:ind w:hanging="576" w:left="1656"/>
+      </w:pPr>
+      <w:rPr>
+        <w:rFonts w:hint="default"/>
+      </w:rPr>
+      <w:start w:val="1"/>
+      <w:suff w:val="tab"/>
+    </w:lvl>
+    <w:lvl w:ilvl="2">
+      <w:isLgl w:val="false"/>
+      <w:lvlJc w:val="right"/>
+      <w:lvlText w:val="%3."/>
+      <w:numFmt w:val="lowerRoman"/>
+      <w:pPr>
+        <w:pBdr/>
+        <w:spacing/>
+        <w:ind w:hanging="180" w:left="2160"/>
+      </w:pPr>
+      <w:rPr/>
+      <w:start w:val="1"/>
+      <w:suff w:val="tab"/>
+    </w:lvl>
+    <w:lvl w:ilvl="3">
+      <w:isLgl w:val="false"/>
+      <w:lvlJc w:val="left"/>
+      <w:lvlText w:val="%4."/>
+      <w:numFmt w:val="decimal"/>
+      <w:pPr>
+        <w:pBdr/>
+        <w:spacing/>
+        <w:ind w:hanging="360" w:left="2880"/>
+      </w:pPr>
+      <w:rPr/>
+      <w:start w:val="1"/>
+      <w:suff w:val="tab"/>
+    </w:lvl>
+    <w:lvl w:ilvl="4">
+      <w:isLgl w:val="false"/>
+      <w:lvlJc w:val="left"/>
+      <w:lvlText w:val="%5."/>
+      <w:numFmt w:val="lowerLetter"/>
+      <w:pPr>
+        <w:pBdr/>
+        <w:spacing/>
+        <w:ind w:hanging="360" w:left="3600"/>
+      </w:pPr>
+      <w:rPr/>
+      <w:start w:val="1"/>
+      <w:suff w:val="tab"/>
+    </w:lvl>
+    <w:lvl w:ilvl="5">
+      <w:isLgl w:val="false"/>
+      <w:lvlJc w:val="right"/>
+      <w:lvlText w:val="%6."/>
+      <w:numFmt w:val="lowerRoman"/>
+      <w:pPr>
+        <w:pBdr/>
+        <w:spacing/>
+        <w:ind w:hanging="180" w:left="4320"/>
+      </w:pPr>
+      <w:rPr/>
+      <w:start w:val="1"/>
+      <w:suff w:val="tab"/>
+    </w:lvl>
+    <w:lvl w:ilvl="6">
+      <w:isLgl w:val="false"/>
+      <w:lvlJc w:val="left"/>
+      <w:lvlText w:val="%7."/>
+      <w:numFmt w:val="decimal"/>
+      <w:pPr>
+        <w:pBdr/>
+        <w:spacing/>
+        <w:ind w:hanging="360" w:left="5040"/>
+      </w:pPr>
+      <w:rPr/>
+      <w:start w:val="1"/>
+      <w:suff w:val="tab"/>
+    </w:lvl>
+    <w:lvl w:ilvl="7">
+      <w:isLgl w:val="false"/>
+      <w:lvlJc w:val="left"/>
+      <w:lvlText w:val="%8."/>
+      <w:numFmt w:val="lowerLetter"/>
+      <w:pPr>
+        <w:pBdr/>
+        <w:spacing/>
+        <w:ind w:hanging="360" w:left="5760"/>
+      </w:pPr>
+      <w:rPr/>
+      <w:start w:val="1"/>
+      <w:suff w:val="tab"/>
+    </w:lvl>
+    <w:lvl w:ilvl="8">
+      <w:isLgl w:val="false"/>
+      <w:lvlJc w:val="right"/>
+      <w:lvlText w:val="%9."/>
+      <w:numFmt w:val="lowerRoman"/>
+      <w:pPr>
+        <w:pBdr/>
+        <w:spacing/>
+        <w:ind w:hanging="180" w:left="6480"/>
+      </w:pPr>
+      <w:rPr/>
+      <w:start w:val="1"/>
+      <w:suff w:val="tab"/>
+    </w:lvl>
+  </w:abstractNum>
+  <w:abstractNum w:abstractNumId="20">
+    <w:lvl w:ilvl="0">
+      <w:isLgl w:val="false"/>
+      <w:lvlJc w:val="left"/>
+      <w:lvlText w:val="%1."/>
+      <w:numFmt w:val="decimal"/>
+      <w:pPr>
+        <w:pBdr/>
+        <w:spacing/>
+        <w:ind w:hanging="284" w:left="851"/>
+      </w:pPr>
+      <w:rPr>
+        <w:rFonts w:hint="default"/>
+      </w:rPr>
+      <w:start w:val="1"/>
+      <w:suff w:val="space"/>
+    </w:lvl>
+    <w:lvl w:ilvl="1">
+      <w:isLgl w:val="false"/>
+      <w:lvlJc w:val="left"/>
+      <w:lvlText w:val="%2)"/>
+      <w:numFmt w:val="lowerLetter"/>
+      <w:pPr>
+        <w:pBdr/>
+        <w:spacing/>
+        <w:ind w:hanging="576" w:left="1656"/>
+      </w:pPr>
+      <w:rPr>
+        <w:rFonts w:hint="default"/>
+      </w:rPr>
+      <w:start w:val="1"/>
+      <w:suff w:val="tab"/>
+    </w:lvl>
+    <w:lvl w:ilvl="2">
+      <w:isLgl w:val="false"/>
+      <w:lvlJc w:val="right"/>
+      <w:lvlText w:val="%3."/>
+      <w:numFmt w:val="lowerRoman"/>
+      <w:pPr>
+        <w:pBdr/>
+        <w:spacing/>
+        <w:ind w:hanging="180" w:left="2160"/>
+      </w:pPr>
+      <w:rPr/>
+      <w:start w:val="1"/>
+      <w:suff w:val="tab"/>
+    </w:lvl>
+    <w:lvl w:ilvl="3">
+      <w:isLgl w:val="false"/>
+      <w:lvlJc w:val="left"/>
+      <w:lvlText w:val="%4."/>
+      <w:numFmt w:val="decimal"/>
+      <w:pPr>
+        <w:pBdr/>
+        <w:spacing/>
+        <w:ind w:hanging="360" w:left="2880"/>
+      </w:pPr>
+      <w:rPr/>
+      <w:start w:val="1"/>
+      <w:suff w:val="tab"/>
+    </w:lvl>
+    <w:lvl w:ilvl="4">
+      <w:isLgl w:val="false"/>
+      <w:lvlJc w:val="left"/>
+      <w:lvlText w:val="%5."/>
+      <w:numFmt w:val="lowerLetter"/>
+      <w:pPr>
+        <w:pBdr/>
+        <w:spacing/>
+        <w:ind w:hanging="360" w:left="3600"/>
+      </w:pPr>
+      <w:rPr/>
+      <w:start w:val="1"/>
+      <w:suff w:val="tab"/>
+    </w:lvl>
+    <w:lvl w:ilvl="5">
+      <w:isLgl w:val="false"/>
+      <w:lvlJc w:val="right"/>
+      <w:lvlText w:val="%6."/>
+      <w:numFmt w:val="lowerRoman"/>
+      <w:pPr>
+        <w:pBdr/>
+        <w:spacing/>
+        <w:ind w:hanging="180" w:left="4320"/>
+      </w:pPr>
+      <w:rPr/>
+      <w:start w:val="1"/>
+      <w:suff w:val="tab"/>
+    </w:lvl>
+    <w:lvl w:ilvl="6">
+      <w:isLgl w:val="false"/>
+      <w:lvlJc w:val="left"/>
+      <w:lvlText w:val="%7."/>
+      <w:numFmt w:val="decimal"/>
+      <w:pPr>
+        <w:pBdr/>
+        <w:spacing/>
+        <w:ind w:hanging="360" w:left="5040"/>
+      </w:pPr>
+      <w:rPr/>
+      <w:start w:val="1"/>
+      <w:suff w:val="tab"/>
+    </w:lvl>
+    <w:lvl w:ilvl="7">
+      <w:isLgl w:val="false"/>
+      <w:lvlJc w:val="left"/>
+      <w:lvlText w:val="%8."/>
+      <w:numFmt w:val="lowerLetter"/>
+      <w:pPr>
+        <w:pBdr/>
+        <w:spacing/>
+        <w:ind w:hanging="360" w:left="5760"/>
+      </w:pPr>
+      <w:rPr/>
+      <w:start w:val="1"/>
+      <w:suff w:val="tab"/>
+    </w:lvl>
+    <w:lvl w:ilvl="8">
+      <w:isLgl w:val="false"/>
+      <w:lvlJc w:val="right"/>
+      <w:lvlText w:val="%9."/>
+      <w:numFmt w:val="lowerRoman"/>
+      <w:pPr>
+        <w:pBdr/>
+        <w:spacing/>
+        <w:ind w:hanging="180" w:left="6480"/>
+      </w:pPr>
+      <w:rPr/>
       <w:start w:val="1"/>
       <w:suff w:val="tab"/>
     </w:lvl>
@@ -9447,6 +9808,15 @@
   </w:num>
   <w:num w:numId="32">
     <w:abstractNumId w:val="5"/>
+  </w:num>
+  <w:num w:numId="33">
+    <w:abstractNumId w:val="18"/>
+  </w:num>
+  <w:num w:numId="34">
+    <w:abstractNumId w:val="19"/>
+  </w:num>
+  <w:num w:numId="35">
+    <w:abstractNumId w:val="20"/>
   </w:num>
 </w:numbering>
 </file>
